--- a/Einleitungstext.docx
+++ b/Einleitungstext.docx
@@ -4,7 +4,39 @@
   <w:body>
     <w:p>
       <w:r>
-        <w:t>"Austria’s energy market has been fully liberalized since 2001 (electricity) and 2002 (natural gas), characterized by the unbundling of grid operations and energy supply. While grid infrastructure remains under regulated monopoly control, energy suppliers operate in a competitive market. A defining feature of the Austrian power sector is its high share of renewable energy – particularly hydropower – which accounts for the majority of domestic electricity generation.</w:t>
+        <w:t xml:space="preserve">Welcome and thank you for </w:t>
+      </w:r>
+      <w:r>
+        <w:t>listening to</w:t>
+      </w:r>
+      <w:r>
+        <w:t xml:space="preserve"> us today. In this presentation, we will share insights from our project focused on forecasting Austria’s electricity load for the upcoming day.</w:t>
+      </w:r>
+    </w:p>
+    <w:p>
+      <w:r>
+        <w:t>Austria’s energy market has been fully liberalized since 2001 (</w:t>
+      </w:r>
+      <w:r>
+        <w:t xml:space="preserve">for </w:t>
+      </w:r>
+      <w:r>
+        <w:t>electricity) and 2002 (</w:t>
+      </w:r>
+      <w:r>
+        <w:t>for</w:t>
+      </w:r>
+      <w:r>
+        <w:t xml:space="preserve"> gas), characterized by the unbundling of grid operations and energy supply. While grid infrastructure remains under regulated monopoly control</w:t>
+      </w:r>
+      <w:r>
+        <w:t xml:space="preserve"> by </w:t>
+      </w:r>
+      <w:r>
+        <w:t>the goverment</w:t>
+      </w:r>
+      <w:r>
+        <w:t>, energy suppliers operate in a competitive market. A defining feature of the Austrian power sector is its high share of renewable energy – particularly hydropower – which accounts for the majority of domestic electricity generation.</w:t>
       </w:r>
     </w:p>
     <w:p/>
@@ -17,6 +49,15 @@
     <w:p>
       <w:r>
         <w:t>Forecasting models play a key role in this context. They are used to predict electricity demand, optimize generation, manage market risks, and support bidding strategies in day-ahead and intra-day markets. These models typically rely on historical load data, time series features, and exogenous variables such as weather or calendar effects.</w:t>
+      </w:r>
+      <w:r>
+        <w:t xml:space="preserve"> We used the given SQL Database with load and data for energy generation as well as external weather </w:t>
+      </w:r>
+      <w:r>
+        <w:t>data</w:t>
+      </w:r>
+      <w:r>
+        <w:t xml:space="preserve"> from Open Meteo via a JSON API.</w:t>
       </w:r>
     </w:p>
     <w:p/>
@@ -52,7 +93,46 @@
         <w:t>°</w:t>
       </w:r>
       <w:r>
-        <w:t>C, both raised to a power greater than one to emphasize extreme conditions. This approach helps to more accurately represent consumption patterns driven by weather extremes. Additionally, we use lag features derived from past load values and perform thorough data cleaning to ensure input quality and model robustness.</w:t>
+        <w:t>C, both raised to a power greater than one to emphasize extreme conditions.</w:t>
+      </w:r>
+      <w:r>
+        <w:t xml:space="preserve"> We used a variable as Exponent to Experiment with the </w:t>
+      </w:r>
+      <w:r>
+        <w:rPr>
+          <w:lang w:val="en"/>
+        </w:rPr>
+        <w:t xml:space="preserve">gradient </w:t>
+      </w:r>
+      <w:r>
+        <w:t>of the function</w:t>
+      </w:r>
+      <w:r>
+        <w:t>.</w:t>
+      </w:r>
+      <w:r>
+        <w:t xml:space="preserve"> This approach helps to more accurately represent consumption patterns driven by weather extremes. Additionally, we use lag features derived from past load values </w:t>
+      </w:r>
+      <w:r>
+        <w:t xml:space="preserve">and other exogenous variables. We cleansed all the Data by </w:t>
+      </w:r>
+      <w:r>
+        <w:rPr>
+          <w:lang w:val="en"/>
+        </w:rPr>
+        <w:t>discard</w:t>
+      </w:r>
+      <w:r>
+        <w:rPr>
+          <w:lang w:val="en"/>
+        </w:rPr>
+        <w:t>ing</w:t>
+      </w:r>
+      <w:r>
+        <w:t xml:space="preserve"> non </w:t>
+      </w:r>
+      <w:r>
+        <w:t>functional rows(not all attributs filled out) as well as transforming calendar data to actual features like Weekday or Holiday.</w:t>
       </w:r>
     </w:p>
     <w:p/>
@@ -60,11 +140,21 @@
       <w:r>
         <w:t>Our modeling framework combines a baseline linear regression with a more advanced machine learning algorithm, XGBoost (Extreme Gradient Boosting). Linear regression provides a simple, interpretable model for capturing consistent, linear relationships between input variables and load. XGBoost, on the other hand, is an ensemble method that sequentially builds decision trees, enabling it to model complex, nonlinear dependencies such as interactions between weather, time, and historical load. Regularization and tree pruning techniques in XGBoost reduce overfitting and improve generalization on unseen data.</w:t>
       </w:r>
+      <w:r>
+        <w:t xml:space="preserve"> We also hyperparameter tuned our XGBoost modelt to get the best results.</w:t>
+      </w:r>
     </w:p>
     <w:p/>
     <w:p>
       <w:r>
-        <w:t>By integrating these two approaches, our model balances interpretability and predictive power. This hybrid strategy allows us to capture both linear trends and nonlinear effects, improving forecast accuracy on a quarter-hourly scale. Ultimately, this supports grid operators, energy suppliers, and market participants in optimizing operational decisions, enhancing supply security, and reducing balancing costs within Austria’s evolving energy market."</w:t>
+        <w:lastRenderedPageBreak/>
+        <w:t>By integrating these two approaches, our model balances interpretability and predictive power.</w:t>
+      </w:r>
+      <w:r>
+        <w:t xml:space="preserve"> This two model approach compares a standard statistical and a more optimized Machine Learning model</w:t>
+      </w:r>
+      <w:r>
+        <w:t>. Ultimately, this supports grid operators, energy suppliers, and market participants in optimizing operational decisions, enhancing supply security, and reducing balancing costs within Austria’s evolving energy market."</w:t>
       </w:r>
     </w:p>
     <w:sectPr>
@@ -680,7 +770,6 @@
   <w:style w:type="character" w:default="1" w:styleId="Absatz-Standardschriftart">
     <w:name w:val="Default Paragraph Font"/>
     <w:uiPriority w:val="1"/>
-    <w:semiHidden/>
     <w:unhideWhenUsed/>
   </w:style>
   <w:style w:type="table" w:default="1" w:styleId="NormaleTabelle">
@@ -992,6 +1081,36 @@
       <w:smallCaps/>
       <w:color w:val="0F4761" w:themeColor="accent1" w:themeShade="BF"/>
       <w:spacing w:val="5"/>
+    </w:rPr>
+  </w:style>
+  <w:style w:type="paragraph" w:styleId="HTMLVorformatiert">
+    <w:name w:val="HTML Preformatted"/>
+    <w:basedOn w:val="Standard"/>
+    <w:link w:val="HTMLVorformatiertZchn"/>
+    <w:uiPriority w:val="99"/>
+    <w:semiHidden/>
+    <w:unhideWhenUsed/>
+    <w:rsid w:val="00C1327E"/>
+    <w:pPr>
+      <w:spacing w:after="0" w:line="240" w:lineRule="auto"/>
+    </w:pPr>
+    <w:rPr>
+      <w:rFonts w:ascii="Consolas" w:hAnsi="Consolas"/>
+      <w:sz w:val="20"/>
+      <w:szCs w:val="20"/>
+    </w:rPr>
+  </w:style>
+  <w:style w:type="character" w:customStyle="1" w:styleId="HTMLVorformatiertZchn">
+    <w:name w:val="HTML Vorformatiert Zchn"/>
+    <w:basedOn w:val="Absatz-Standardschriftart"/>
+    <w:link w:val="HTMLVorformatiert"/>
+    <w:uiPriority w:val="99"/>
+    <w:semiHidden/>
+    <w:rsid w:val="00C1327E"/>
+    <w:rPr>
+      <w:rFonts w:ascii="Consolas" w:hAnsi="Consolas"/>
+      <w:sz w:val="20"/>
+      <w:szCs w:val="20"/>
     </w:rPr>
   </w:style>
 </w:styles>

--- a/Einleitungstext.docx
+++ b/Einleitungstext.docx
@@ -4,66 +4,1712 @@
   <w:body>
     <w:p>
       <w:r>
-        <w:t xml:space="preserve">Welcome and thank you for </w:t>
-      </w:r>
-      <w:r>
-        <w:t>listening to</w:t>
-      </w:r>
-      <w:r>
-        <w:t xml:space="preserve"> us today. In this presentation, we will share insights from our project focused on forecasting Austria’s electricity load for the upcoming day.</w:t>
+        <w:t xml:space="preserve">Welcome and </w:t>
+      </w:r>
+      <w:proofErr w:type="spellStart"/>
+      <w:r>
+        <w:t>thank</w:t>
+      </w:r>
+      <w:proofErr w:type="spellEnd"/>
+      <w:r>
+        <w:t xml:space="preserve"> </w:t>
+      </w:r>
+      <w:proofErr w:type="spellStart"/>
+      <w:r>
+        <w:t>you</w:t>
+      </w:r>
+      <w:proofErr w:type="spellEnd"/>
+      <w:r>
+        <w:t xml:space="preserve"> </w:t>
+      </w:r>
+      <w:proofErr w:type="spellStart"/>
+      <w:r>
+        <w:t>for</w:t>
+      </w:r>
+      <w:proofErr w:type="spellEnd"/>
+      <w:r>
+        <w:t xml:space="preserve"> </w:t>
+      </w:r>
+      <w:proofErr w:type="spellStart"/>
+      <w:r>
+        <w:t>listening</w:t>
+      </w:r>
+      <w:proofErr w:type="spellEnd"/>
+      <w:r>
+        <w:t xml:space="preserve"> </w:t>
+      </w:r>
+      <w:proofErr w:type="spellStart"/>
+      <w:r>
+        <w:t>to</w:t>
+      </w:r>
+      <w:proofErr w:type="spellEnd"/>
+      <w:r>
+        <w:t xml:space="preserve"> </w:t>
+      </w:r>
+      <w:proofErr w:type="spellStart"/>
+      <w:r>
+        <w:t>us</w:t>
+      </w:r>
+      <w:proofErr w:type="spellEnd"/>
+      <w:r>
+        <w:t xml:space="preserve"> </w:t>
+      </w:r>
+      <w:proofErr w:type="spellStart"/>
+      <w:r>
+        <w:t>today</w:t>
+      </w:r>
+      <w:proofErr w:type="spellEnd"/>
+      <w:r>
+        <w:t xml:space="preserve">. In </w:t>
+      </w:r>
+      <w:proofErr w:type="spellStart"/>
+      <w:r>
+        <w:t>this</w:t>
+      </w:r>
+      <w:proofErr w:type="spellEnd"/>
+      <w:r>
+        <w:t xml:space="preserve"> </w:t>
+      </w:r>
+      <w:proofErr w:type="spellStart"/>
+      <w:r>
+        <w:t>presentation</w:t>
+      </w:r>
+      <w:proofErr w:type="spellEnd"/>
+      <w:r>
+        <w:t xml:space="preserve">, </w:t>
+      </w:r>
+      <w:proofErr w:type="spellStart"/>
+      <w:r>
+        <w:t>we</w:t>
+      </w:r>
+      <w:proofErr w:type="spellEnd"/>
+      <w:r>
+        <w:t xml:space="preserve"> will </w:t>
+      </w:r>
+      <w:proofErr w:type="spellStart"/>
+      <w:r>
+        <w:t>share</w:t>
+      </w:r>
+      <w:proofErr w:type="spellEnd"/>
+      <w:r>
+        <w:t xml:space="preserve"> </w:t>
+      </w:r>
+      <w:proofErr w:type="spellStart"/>
+      <w:r>
+        <w:t>insights</w:t>
+      </w:r>
+      <w:proofErr w:type="spellEnd"/>
+      <w:r>
+        <w:t xml:space="preserve"> </w:t>
+      </w:r>
+      <w:proofErr w:type="spellStart"/>
+      <w:r>
+        <w:t>from</w:t>
+      </w:r>
+      <w:proofErr w:type="spellEnd"/>
+      <w:r>
+        <w:t xml:space="preserve"> </w:t>
+      </w:r>
+      <w:proofErr w:type="spellStart"/>
+      <w:r>
+        <w:t>our</w:t>
+      </w:r>
+      <w:proofErr w:type="spellEnd"/>
+      <w:r>
+        <w:t xml:space="preserve"> </w:t>
+      </w:r>
+      <w:proofErr w:type="spellStart"/>
+      <w:r>
+        <w:t>project</w:t>
+      </w:r>
+      <w:proofErr w:type="spellEnd"/>
+      <w:r>
+        <w:t xml:space="preserve"> </w:t>
+      </w:r>
+      <w:proofErr w:type="spellStart"/>
+      <w:r>
+        <w:t>focused</w:t>
+      </w:r>
+      <w:proofErr w:type="spellEnd"/>
+      <w:r>
+        <w:t xml:space="preserve"> on </w:t>
+      </w:r>
+      <w:proofErr w:type="spellStart"/>
+      <w:r>
+        <w:t>forecasting</w:t>
+      </w:r>
+      <w:proofErr w:type="spellEnd"/>
+      <w:r>
+        <w:t xml:space="preserve"> </w:t>
+      </w:r>
+      <w:proofErr w:type="spellStart"/>
+      <w:r>
+        <w:t>Austria’s</w:t>
+      </w:r>
+      <w:proofErr w:type="spellEnd"/>
+      <w:r>
+        <w:t xml:space="preserve"> </w:t>
+      </w:r>
+      <w:proofErr w:type="spellStart"/>
+      <w:r>
+        <w:t>electricity</w:t>
+      </w:r>
+      <w:proofErr w:type="spellEnd"/>
+      <w:r>
+        <w:t xml:space="preserve"> </w:t>
+      </w:r>
+      <w:proofErr w:type="spellStart"/>
+      <w:r>
+        <w:t>load</w:t>
+      </w:r>
+      <w:proofErr w:type="spellEnd"/>
+      <w:r>
+        <w:t xml:space="preserve"> </w:t>
+      </w:r>
+      <w:proofErr w:type="spellStart"/>
+      <w:r>
+        <w:t>for</w:t>
+      </w:r>
+      <w:proofErr w:type="spellEnd"/>
+      <w:r>
+        <w:t xml:space="preserve"> </w:t>
+      </w:r>
+      <w:proofErr w:type="spellStart"/>
+      <w:r>
+        <w:t>the</w:t>
+      </w:r>
+      <w:proofErr w:type="spellEnd"/>
+      <w:r>
+        <w:t xml:space="preserve"> </w:t>
+      </w:r>
+      <w:proofErr w:type="spellStart"/>
+      <w:r>
+        <w:t>upcoming</w:t>
+      </w:r>
+      <w:proofErr w:type="spellEnd"/>
+      <w:r>
+        <w:t xml:space="preserve"> </w:t>
+      </w:r>
+      <w:proofErr w:type="spellStart"/>
+      <w:r>
+        <w:t>day</w:t>
+      </w:r>
+      <w:proofErr w:type="spellEnd"/>
+      <w:r>
+        <w:t>.</w:t>
       </w:r>
     </w:p>
     <w:p>
-      <w:r>
-        <w:t>Austria’s energy market has been fully liberalized since 2001 (</w:t>
-      </w:r>
-      <w:r>
-        <w:t xml:space="preserve">for </w:t>
-      </w:r>
-      <w:r>
-        <w:t>electricity) and 2002 (</w:t>
-      </w:r>
+      <w:proofErr w:type="spellStart"/>
+      <w:r>
+        <w:t>Austria’s</w:t>
+      </w:r>
+      <w:proofErr w:type="spellEnd"/>
+      <w:r>
+        <w:t xml:space="preserve"> </w:t>
+      </w:r>
+      <w:proofErr w:type="spellStart"/>
+      <w:r>
+        <w:t>energy</w:t>
+      </w:r>
+      <w:proofErr w:type="spellEnd"/>
+      <w:r>
+        <w:t xml:space="preserve"> </w:t>
+      </w:r>
+      <w:proofErr w:type="spellStart"/>
+      <w:r>
+        <w:t>market</w:t>
+      </w:r>
+      <w:proofErr w:type="spellEnd"/>
+      <w:r>
+        <w:t xml:space="preserve"> </w:t>
+      </w:r>
+      <w:proofErr w:type="spellStart"/>
+      <w:r>
+        <w:t>has</w:t>
+      </w:r>
+      <w:proofErr w:type="spellEnd"/>
+      <w:r>
+        <w:t xml:space="preserve"> </w:t>
+      </w:r>
+      <w:proofErr w:type="spellStart"/>
+      <w:r>
+        <w:t>been</w:t>
+      </w:r>
+      <w:proofErr w:type="spellEnd"/>
+      <w:r>
+        <w:t xml:space="preserve"> fully </w:t>
+      </w:r>
+      <w:proofErr w:type="spellStart"/>
+      <w:r>
+        <w:t>liberalized</w:t>
+      </w:r>
+      <w:proofErr w:type="spellEnd"/>
+      <w:r>
+        <w:t xml:space="preserve"> </w:t>
+      </w:r>
+      <w:proofErr w:type="spellStart"/>
+      <w:r>
+        <w:t>since</w:t>
+      </w:r>
+      <w:proofErr w:type="spellEnd"/>
+      <w:r>
+        <w:t xml:space="preserve"> 2001 (</w:t>
+      </w:r>
+      <w:proofErr w:type="spellStart"/>
       <w:r>
         <w:t>for</w:t>
       </w:r>
-      <w:r>
-        <w:t xml:space="preserve"> gas), characterized by the unbundling of grid operations and energy supply. While grid infrastructure remains under regulated monopoly control</w:t>
-      </w:r>
-      <w:r>
-        <w:t xml:space="preserve"> by </w:t>
-      </w:r>
-      <w:r>
-        <w:t>the goverment</w:t>
-      </w:r>
-      <w:r>
-        <w:t>, energy suppliers operate in a competitive market. A defining feature of the Austrian power sector is its high share of renewable energy – particularly hydropower – which accounts for the majority of domestic electricity generation.</w:t>
+      <w:proofErr w:type="spellEnd"/>
+      <w:r>
+        <w:t xml:space="preserve"> </w:t>
+      </w:r>
+      <w:proofErr w:type="spellStart"/>
+      <w:r>
+        <w:t>electricity</w:t>
+      </w:r>
+      <w:proofErr w:type="spellEnd"/>
+      <w:r>
+        <w:t>) and 2002 (</w:t>
+      </w:r>
+      <w:proofErr w:type="spellStart"/>
+      <w:r>
+        <w:t>for</w:t>
+      </w:r>
+      <w:proofErr w:type="spellEnd"/>
+      <w:r>
+        <w:t xml:space="preserve"> </w:t>
+      </w:r>
+      <w:proofErr w:type="spellStart"/>
+      <w:r>
+        <w:t>gas</w:t>
+      </w:r>
+      <w:proofErr w:type="spellEnd"/>
+      <w:r>
+        <w:t xml:space="preserve">), </w:t>
+      </w:r>
+      <w:proofErr w:type="spellStart"/>
+      <w:r>
+        <w:t>characterized</w:t>
+      </w:r>
+      <w:proofErr w:type="spellEnd"/>
+      <w:r>
+        <w:t xml:space="preserve"> </w:t>
+      </w:r>
+      <w:proofErr w:type="spellStart"/>
+      <w:r>
+        <w:t>by</w:t>
+      </w:r>
+      <w:proofErr w:type="spellEnd"/>
+      <w:r>
+        <w:t xml:space="preserve"> </w:t>
+      </w:r>
+      <w:proofErr w:type="spellStart"/>
+      <w:r>
+        <w:t>the</w:t>
+      </w:r>
+      <w:proofErr w:type="spellEnd"/>
+      <w:r>
+        <w:t xml:space="preserve"> </w:t>
+      </w:r>
+      <w:proofErr w:type="spellStart"/>
+      <w:r>
+        <w:t>unbundling</w:t>
+      </w:r>
+      <w:proofErr w:type="spellEnd"/>
+      <w:r>
+        <w:t xml:space="preserve"> </w:t>
+      </w:r>
+      <w:proofErr w:type="spellStart"/>
+      <w:r>
+        <w:t>of</w:t>
+      </w:r>
+      <w:proofErr w:type="spellEnd"/>
+      <w:r>
+        <w:t xml:space="preserve"> </w:t>
+      </w:r>
+      <w:proofErr w:type="spellStart"/>
+      <w:r>
+        <w:t>grid</w:t>
+      </w:r>
+      <w:proofErr w:type="spellEnd"/>
+      <w:r>
+        <w:t xml:space="preserve"> </w:t>
+      </w:r>
+      <w:proofErr w:type="spellStart"/>
+      <w:r>
+        <w:t>operations</w:t>
+      </w:r>
+      <w:proofErr w:type="spellEnd"/>
+      <w:r>
+        <w:t xml:space="preserve"> and </w:t>
+      </w:r>
+      <w:proofErr w:type="spellStart"/>
+      <w:r>
+        <w:t>energy</w:t>
+      </w:r>
+      <w:proofErr w:type="spellEnd"/>
+      <w:r>
+        <w:t xml:space="preserve"> </w:t>
+      </w:r>
+      <w:proofErr w:type="spellStart"/>
+      <w:r>
+        <w:t>supply</w:t>
+      </w:r>
+      <w:proofErr w:type="spellEnd"/>
+      <w:r>
+        <w:t xml:space="preserve">. </w:t>
+      </w:r>
+      <w:proofErr w:type="spellStart"/>
+      <w:r>
+        <w:t>While</w:t>
+      </w:r>
+      <w:proofErr w:type="spellEnd"/>
+      <w:r>
+        <w:t xml:space="preserve"> </w:t>
+      </w:r>
+      <w:proofErr w:type="spellStart"/>
+      <w:r>
+        <w:t>grid</w:t>
+      </w:r>
+      <w:proofErr w:type="spellEnd"/>
+      <w:r>
+        <w:t xml:space="preserve"> </w:t>
+      </w:r>
+      <w:proofErr w:type="spellStart"/>
+      <w:r>
+        <w:t>infrastructure</w:t>
+      </w:r>
+      <w:proofErr w:type="spellEnd"/>
+      <w:r>
+        <w:t xml:space="preserve"> </w:t>
+      </w:r>
+      <w:proofErr w:type="spellStart"/>
+      <w:r>
+        <w:t>remains</w:t>
+      </w:r>
+      <w:proofErr w:type="spellEnd"/>
+      <w:r>
+        <w:t xml:space="preserve"> </w:t>
+      </w:r>
+      <w:proofErr w:type="spellStart"/>
+      <w:r>
+        <w:t>under</w:t>
+      </w:r>
+      <w:proofErr w:type="spellEnd"/>
+      <w:r>
+        <w:t xml:space="preserve"> </w:t>
+      </w:r>
+      <w:proofErr w:type="spellStart"/>
+      <w:r>
+        <w:t>regulated</w:t>
+      </w:r>
+      <w:proofErr w:type="spellEnd"/>
+      <w:r>
+        <w:t xml:space="preserve"> </w:t>
+      </w:r>
+      <w:proofErr w:type="spellStart"/>
+      <w:r>
+        <w:t>monopoly</w:t>
+      </w:r>
+      <w:proofErr w:type="spellEnd"/>
+      <w:r>
+        <w:t xml:space="preserve"> </w:t>
+      </w:r>
+      <w:proofErr w:type="spellStart"/>
+      <w:r>
+        <w:t>control</w:t>
+      </w:r>
+      <w:proofErr w:type="spellEnd"/>
+      <w:r>
+        <w:t xml:space="preserve"> </w:t>
+      </w:r>
+      <w:proofErr w:type="spellStart"/>
+      <w:r>
+        <w:t>by</w:t>
+      </w:r>
+      <w:proofErr w:type="spellEnd"/>
+      <w:r>
+        <w:t xml:space="preserve"> </w:t>
+      </w:r>
+      <w:proofErr w:type="spellStart"/>
+      <w:r>
+        <w:t>the</w:t>
+      </w:r>
+      <w:proofErr w:type="spellEnd"/>
+      <w:r>
+        <w:t xml:space="preserve"> </w:t>
+      </w:r>
+      <w:proofErr w:type="spellStart"/>
+      <w:r>
+        <w:t>goverment</w:t>
+      </w:r>
+      <w:proofErr w:type="spellEnd"/>
+      <w:r>
+        <w:t xml:space="preserve">, </w:t>
+      </w:r>
+      <w:proofErr w:type="spellStart"/>
+      <w:r>
+        <w:t>energy</w:t>
+      </w:r>
+      <w:proofErr w:type="spellEnd"/>
+      <w:r>
+        <w:t xml:space="preserve"> </w:t>
+      </w:r>
+      <w:proofErr w:type="spellStart"/>
+      <w:r>
+        <w:t>suppliers</w:t>
+      </w:r>
+      <w:proofErr w:type="spellEnd"/>
+      <w:r>
+        <w:t xml:space="preserve"> </w:t>
+      </w:r>
+      <w:proofErr w:type="spellStart"/>
+      <w:r>
+        <w:t>operate</w:t>
+      </w:r>
+      <w:proofErr w:type="spellEnd"/>
+      <w:r>
+        <w:t xml:space="preserve"> in a </w:t>
+      </w:r>
+      <w:proofErr w:type="spellStart"/>
+      <w:r>
+        <w:t>competitive</w:t>
+      </w:r>
+      <w:proofErr w:type="spellEnd"/>
+      <w:r>
+        <w:t xml:space="preserve"> </w:t>
+      </w:r>
+      <w:proofErr w:type="spellStart"/>
+      <w:r>
+        <w:t>market</w:t>
+      </w:r>
+      <w:proofErr w:type="spellEnd"/>
+      <w:r>
+        <w:t xml:space="preserve">. A </w:t>
+      </w:r>
+      <w:proofErr w:type="spellStart"/>
+      <w:r>
+        <w:t>defining</w:t>
+      </w:r>
+      <w:proofErr w:type="spellEnd"/>
+      <w:r>
+        <w:t xml:space="preserve"> feature </w:t>
+      </w:r>
+      <w:proofErr w:type="spellStart"/>
+      <w:r>
+        <w:t>of</w:t>
+      </w:r>
+      <w:proofErr w:type="spellEnd"/>
+      <w:r>
+        <w:t xml:space="preserve"> </w:t>
+      </w:r>
+      <w:proofErr w:type="spellStart"/>
+      <w:r>
+        <w:t>the</w:t>
+      </w:r>
+      <w:proofErr w:type="spellEnd"/>
+      <w:r>
+        <w:t xml:space="preserve"> Austrian power </w:t>
+      </w:r>
+      <w:proofErr w:type="spellStart"/>
+      <w:r>
+        <w:t>sector</w:t>
+      </w:r>
+      <w:proofErr w:type="spellEnd"/>
+      <w:r>
+        <w:t xml:space="preserve"> </w:t>
+      </w:r>
+      <w:proofErr w:type="spellStart"/>
+      <w:r>
+        <w:t>is</w:t>
+      </w:r>
+      <w:proofErr w:type="spellEnd"/>
+      <w:r>
+        <w:t xml:space="preserve"> </w:t>
+      </w:r>
+      <w:proofErr w:type="spellStart"/>
+      <w:r>
+        <w:t>its</w:t>
+      </w:r>
+      <w:proofErr w:type="spellEnd"/>
+      <w:r>
+        <w:t xml:space="preserve"> high </w:t>
+      </w:r>
+      <w:proofErr w:type="spellStart"/>
+      <w:r>
+        <w:t>share</w:t>
+      </w:r>
+      <w:proofErr w:type="spellEnd"/>
+      <w:r>
+        <w:t xml:space="preserve"> </w:t>
+      </w:r>
+      <w:proofErr w:type="spellStart"/>
+      <w:r>
+        <w:t>of</w:t>
+      </w:r>
+      <w:proofErr w:type="spellEnd"/>
+      <w:r>
+        <w:t xml:space="preserve"> </w:t>
+      </w:r>
+      <w:proofErr w:type="spellStart"/>
+      <w:r>
+        <w:t>renewable</w:t>
+      </w:r>
+      <w:proofErr w:type="spellEnd"/>
+      <w:r>
+        <w:t xml:space="preserve"> </w:t>
+      </w:r>
+      <w:proofErr w:type="spellStart"/>
+      <w:r>
+        <w:t>energy</w:t>
+      </w:r>
+      <w:proofErr w:type="spellEnd"/>
+      <w:r>
+        <w:t xml:space="preserve"> – </w:t>
+      </w:r>
+      <w:proofErr w:type="spellStart"/>
+      <w:r>
+        <w:t>particularly</w:t>
+      </w:r>
+      <w:proofErr w:type="spellEnd"/>
+      <w:r>
+        <w:t xml:space="preserve"> hydropower – </w:t>
+      </w:r>
+      <w:proofErr w:type="spellStart"/>
+      <w:r>
+        <w:t>which</w:t>
+      </w:r>
+      <w:proofErr w:type="spellEnd"/>
+      <w:r>
+        <w:t xml:space="preserve"> </w:t>
+      </w:r>
+      <w:proofErr w:type="spellStart"/>
+      <w:r>
+        <w:t>accounts</w:t>
+      </w:r>
+      <w:proofErr w:type="spellEnd"/>
+      <w:r>
+        <w:t xml:space="preserve"> </w:t>
+      </w:r>
+      <w:proofErr w:type="spellStart"/>
+      <w:r>
+        <w:t>for</w:t>
+      </w:r>
+      <w:proofErr w:type="spellEnd"/>
+      <w:r>
+        <w:t xml:space="preserve"> </w:t>
+      </w:r>
+      <w:proofErr w:type="spellStart"/>
+      <w:r>
+        <w:t>the</w:t>
+      </w:r>
+      <w:proofErr w:type="spellEnd"/>
+      <w:r>
+        <w:t xml:space="preserve"> </w:t>
+      </w:r>
+      <w:proofErr w:type="spellStart"/>
+      <w:r>
+        <w:t>majority</w:t>
+      </w:r>
+      <w:proofErr w:type="spellEnd"/>
+      <w:r>
+        <w:t xml:space="preserve"> </w:t>
+      </w:r>
+      <w:proofErr w:type="spellStart"/>
+      <w:r>
+        <w:t>of</w:t>
+      </w:r>
+      <w:proofErr w:type="spellEnd"/>
+      <w:r>
+        <w:t xml:space="preserve"> </w:t>
+      </w:r>
+      <w:proofErr w:type="spellStart"/>
+      <w:r>
+        <w:t>domestic</w:t>
+      </w:r>
+      <w:proofErr w:type="spellEnd"/>
+      <w:r>
+        <w:t xml:space="preserve"> </w:t>
+      </w:r>
+      <w:proofErr w:type="spellStart"/>
+      <w:r>
+        <w:t>electricity</w:t>
+      </w:r>
+      <w:proofErr w:type="spellEnd"/>
+      <w:r>
+        <w:t xml:space="preserve"> </w:t>
+      </w:r>
+      <w:proofErr w:type="spellStart"/>
+      <w:r>
+        <w:t>generation</w:t>
+      </w:r>
+      <w:proofErr w:type="spellEnd"/>
+      <w:r>
+        <w:t>.</w:t>
       </w:r>
     </w:p>
     <w:p/>
     <w:p>
-      <w:r>
-        <w:t>However, the strong dependence on weather conditions leads to significant volatility in electricity supply. Combined with the increasing decentralization and complexity of the energy system, this creates growing challenges for short-term system balancing. Accurate load forecasting – especially on a quarter-hour basis – is therefore essential for grid operators, suppliers, and market participants to ensure supply security, cost-efficiency, and operational stability.</w:t>
+      <w:proofErr w:type="spellStart"/>
+      <w:r>
+        <w:t>However</w:t>
+      </w:r>
+      <w:proofErr w:type="spellEnd"/>
+      <w:r>
+        <w:t xml:space="preserve">, </w:t>
+      </w:r>
+      <w:proofErr w:type="spellStart"/>
+      <w:r>
+        <w:t>the</w:t>
+      </w:r>
+      <w:proofErr w:type="spellEnd"/>
+      <w:r>
+        <w:t xml:space="preserve"> strong </w:t>
+      </w:r>
+      <w:proofErr w:type="spellStart"/>
+      <w:r>
+        <w:t>dependence</w:t>
+      </w:r>
+      <w:proofErr w:type="spellEnd"/>
+      <w:r>
+        <w:t xml:space="preserve"> on </w:t>
+      </w:r>
+      <w:proofErr w:type="spellStart"/>
+      <w:r>
+        <w:t>weather</w:t>
+      </w:r>
+      <w:proofErr w:type="spellEnd"/>
+      <w:r>
+        <w:t xml:space="preserve"> </w:t>
+      </w:r>
+      <w:proofErr w:type="spellStart"/>
+      <w:r>
+        <w:t>conditions</w:t>
+      </w:r>
+      <w:proofErr w:type="spellEnd"/>
+      <w:r>
+        <w:t xml:space="preserve"> </w:t>
+      </w:r>
+      <w:proofErr w:type="spellStart"/>
+      <w:r>
+        <w:t>leads</w:t>
+      </w:r>
+      <w:proofErr w:type="spellEnd"/>
+      <w:r>
+        <w:t xml:space="preserve"> </w:t>
+      </w:r>
+      <w:proofErr w:type="spellStart"/>
+      <w:r>
+        <w:t>to</w:t>
+      </w:r>
+      <w:proofErr w:type="spellEnd"/>
+      <w:r>
+        <w:t xml:space="preserve"> </w:t>
+      </w:r>
+      <w:proofErr w:type="spellStart"/>
+      <w:r>
+        <w:t>significant</w:t>
+      </w:r>
+      <w:proofErr w:type="spellEnd"/>
+      <w:r>
+        <w:t xml:space="preserve"> </w:t>
+      </w:r>
+      <w:proofErr w:type="spellStart"/>
+      <w:r>
+        <w:t>volatility</w:t>
+      </w:r>
+      <w:proofErr w:type="spellEnd"/>
+      <w:r>
+        <w:t xml:space="preserve"> in </w:t>
+      </w:r>
+      <w:proofErr w:type="spellStart"/>
+      <w:r>
+        <w:t>electricity</w:t>
+      </w:r>
+      <w:proofErr w:type="spellEnd"/>
+      <w:r>
+        <w:t xml:space="preserve"> </w:t>
+      </w:r>
+      <w:proofErr w:type="spellStart"/>
+      <w:r>
+        <w:t>supply</w:t>
+      </w:r>
+      <w:proofErr w:type="spellEnd"/>
+      <w:r>
+        <w:t xml:space="preserve">. </w:t>
+      </w:r>
+      <w:proofErr w:type="spellStart"/>
+      <w:r>
+        <w:t>Combined</w:t>
+      </w:r>
+      <w:proofErr w:type="spellEnd"/>
+      <w:r>
+        <w:t xml:space="preserve"> </w:t>
+      </w:r>
+      <w:proofErr w:type="spellStart"/>
+      <w:r>
+        <w:t>with</w:t>
+      </w:r>
+      <w:proofErr w:type="spellEnd"/>
+      <w:r>
+        <w:t xml:space="preserve"> </w:t>
+      </w:r>
+      <w:proofErr w:type="spellStart"/>
+      <w:r>
+        <w:t>the</w:t>
+      </w:r>
+      <w:proofErr w:type="spellEnd"/>
+      <w:r>
+        <w:t xml:space="preserve"> </w:t>
+      </w:r>
+      <w:proofErr w:type="spellStart"/>
+      <w:r>
+        <w:t>increasing</w:t>
+      </w:r>
+      <w:proofErr w:type="spellEnd"/>
+      <w:r>
+        <w:t xml:space="preserve"> </w:t>
+      </w:r>
+      <w:proofErr w:type="spellStart"/>
+      <w:r>
+        <w:t>decentralization</w:t>
+      </w:r>
+      <w:proofErr w:type="spellEnd"/>
+      <w:r>
+        <w:t xml:space="preserve"> and </w:t>
+      </w:r>
+      <w:proofErr w:type="spellStart"/>
+      <w:r>
+        <w:t>complexity</w:t>
+      </w:r>
+      <w:proofErr w:type="spellEnd"/>
+      <w:r>
+        <w:t xml:space="preserve"> </w:t>
+      </w:r>
+      <w:proofErr w:type="spellStart"/>
+      <w:r>
+        <w:t>of</w:t>
+      </w:r>
+      <w:proofErr w:type="spellEnd"/>
+      <w:r>
+        <w:t xml:space="preserve"> </w:t>
+      </w:r>
+      <w:proofErr w:type="spellStart"/>
+      <w:r>
+        <w:t>the</w:t>
+      </w:r>
+      <w:proofErr w:type="spellEnd"/>
+      <w:r>
+        <w:t xml:space="preserve"> </w:t>
+      </w:r>
+      <w:proofErr w:type="spellStart"/>
+      <w:r>
+        <w:t>energy</w:t>
+      </w:r>
+      <w:proofErr w:type="spellEnd"/>
+      <w:r>
+        <w:t xml:space="preserve"> </w:t>
+      </w:r>
+      <w:proofErr w:type="spellStart"/>
+      <w:r>
+        <w:t>system</w:t>
+      </w:r>
+      <w:proofErr w:type="spellEnd"/>
+      <w:r>
+        <w:t xml:space="preserve">, </w:t>
+      </w:r>
+      <w:proofErr w:type="spellStart"/>
+      <w:r>
+        <w:t>this</w:t>
+      </w:r>
+      <w:proofErr w:type="spellEnd"/>
+      <w:r>
+        <w:t xml:space="preserve"> </w:t>
+      </w:r>
+      <w:proofErr w:type="spellStart"/>
+      <w:r>
+        <w:t>creates</w:t>
+      </w:r>
+      <w:proofErr w:type="spellEnd"/>
+      <w:r>
+        <w:t xml:space="preserve"> </w:t>
+      </w:r>
+      <w:proofErr w:type="spellStart"/>
+      <w:r>
+        <w:t>growing</w:t>
+      </w:r>
+      <w:proofErr w:type="spellEnd"/>
+      <w:r>
+        <w:t xml:space="preserve"> </w:t>
+      </w:r>
+      <w:proofErr w:type="spellStart"/>
+      <w:r>
+        <w:t>challenges</w:t>
+      </w:r>
+      <w:proofErr w:type="spellEnd"/>
+      <w:r>
+        <w:t xml:space="preserve"> </w:t>
+      </w:r>
+      <w:proofErr w:type="spellStart"/>
+      <w:r>
+        <w:t>for</w:t>
+      </w:r>
+      <w:proofErr w:type="spellEnd"/>
+      <w:r>
+        <w:t xml:space="preserve"> </w:t>
+      </w:r>
+      <w:proofErr w:type="spellStart"/>
+      <w:r>
+        <w:t>short</w:t>
+      </w:r>
+      <w:proofErr w:type="spellEnd"/>
+      <w:r>
+        <w:t xml:space="preserve">-term </w:t>
+      </w:r>
+      <w:proofErr w:type="spellStart"/>
+      <w:r>
+        <w:t>system</w:t>
+      </w:r>
+      <w:proofErr w:type="spellEnd"/>
+      <w:r>
+        <w:t xml:space="preserve"> </w:t>
+      </w:r>
+      <w:proofErr w:type="spellStart"/>
+      <w:r>
+        <w:t>balancing</w:t>
+      </w:r>
+      <w:proofErr w:type="spellEnd"/>
+      <w:r>
+        <w:t xml:space="preserve">. </w:t>
+      </w:r>
+      <w:proofErr w:type="spellStart"/>
+      <w:r>
+        <w:t>Accurate</w:t>
+      </w:r>
+      <w:proofErr w:type="spellEnd"/>
+      <w:r>
+        <w:t xml:space="preserve"> </w:t>
+      </w:r>
+      <w:proofErr w:type="spellStart"/>
+      <w:r>
+        <w:t>load</w:t>
+      </w:r>
+      <w:proofErr w:type="spellEnd"/>
+      <w:r>
+        <w:t xml:space="preserve"> </w:t>
+      </w:r>
+      <w:proofErr w:type="spellStart"/>
+      <w:r>
+        <w:t>forecasting</w:t>
+      </w:r>
+      <w:proofErr w:type="spellEnd"/>
+      <w:r>
+        <w:t xml:space="preserve"> – </w:t>
+      </w:r>
+      <w:proofErr w:type="spellStart"/>
+      <w:r>
+        <w:t>especially</w:t>
+      </w:r>
+      <w:proofErr w:type="spellEnd"/>
+      <w:r>
+        <w:t xml:space="preserve"> on a quarter-</w:t>
+      </w:r>
+      <w:proofErr w:type="spellStart"/>
+      <w:r>
+        <w:t>hour</w:t>
+      </w:r>
+      <w:proofErr w:type="spellEnd"/>
+      <w:r>
+        <w:t xml:space="preserve"> </w:t>
+      </w:r>
+      <w:proofErr w:type="spellStart"/>
+      <w:r>
+        <w:t>basis</w:t>
+      </w:r>
+      <w:proofErr w:type="spellEnd"/>
+      <w:r>
+        <w:t xml:space="preserve"> – </w:t>
+      </w:r>
+      <w:proofErr w:type="spellStart"/>
+      <w:r>
+        <w:t>is</w:t>
+      </w:r>
+      <w:proofErr w:type="spellEnd"/>
+      <w:r>
+        <w:t xml:space="preserve"> </w:t>
+      </w:r>
+      <w:proofErr w:type="spellStart"/>
+      <w:r>
+        <w:t>therefore</w:t>
+      </w:r>
+      <w:proofErr w:type="spellEnd"/>
+      <w:r>
+        <w:t xml:space="preserve"> essential </w:t>
+      </w:r>
+      <w:proofErr w:type="spellStart"/>
+      <w:r>
+        <w:t>for</w:t>
+      </w:r>
+      <w:proofErr w:type="spellEnd"/>
+      <w:r>
+        <w:t xml:space="preserve"> </w:t>
+      </w:r>
+      <w:proofErr w:type="spellStart"/>
+      <w:r>
+        <w:t>grid</w:t>
+      </w:r>
+      <w:proofErr w:type="spellEnd"/>
+      <w:r>
+        <w:t xml:space="preserve"> </w:t>
+      </w:r>
+      <w:proofErr w:type="spellStart"/>
+      <w:r>
+        <w:t>operators</w:t>
+      </w:r>
+      <w:proofErr w:type="spellEnd"/>
+      <w:r>
+        <w:t xml:space="preserve">, </w:t>
+      </w:r>
+      <w:proofErr w:type="spellStart"/>
+      <w:r>
+        <w:t>suppliers</w:t>
+      </w:r>
+      <w:proofErr w:type="spellEnd"/>
+      <w:r>
+        <w:t xml:space="preserve">, and </w:t>
+      </w:r>
+      <w:proofErr w:type="spellStart"/>
+      <w:r>
+        <w:t>market</w:t>
+      </w:r>
+      <w:proofErr w:type="spellEnd"/>
+      <w:r>
+        <w:t xml:space="preserve"> </w:t>
+      </w:r>
+      <w:proofErr w:type="spellStart"/>
+      <w:r>
+        <w:t>participants</w:t>
+      </w:r>
+      <w:proofErr w:type="spellEnd"/>
+      <w:r>
+        <w:t xml:space="preserve"> </w:t>
+      </w:r>
+      <w:proofErr w:type="spellStart"/>
+      <w:r>
+        <w:t>to</w:t>
+      </w:r>
+      <w:proofErr w:type="spellEnd"/>
+      <w:r>
+        <w:t xml:space="preserve"> </w:t>
+      </w:r>
+      <w:proofErr w:type="spellStart"/>
+      <w:r>
+        <w:t>ensure</w:t>
+      </w:r>
+      <w:proofErr w:type="spellEnd"/>
+      <w:r>
+        <w:t xml:space="preserve"> </w:t>
+      </w:r>
+      <w:proofErr w:type="spellStart"/>
+      <w:r>
+        <w:t>supply</w:t>
+      </w:r>
+      <w:proofErr w:type="spellEnd"/>
+      <w:r>
+        <w:t xml:space="preserve"> </w:t>
+      </w:r>
+      <w:proofErr w:type="spellStart"/>
+      <w:r>
+        <w:t>security</w:t>
+      </w:r>
+      <w:proofErr w:type="spellEnd"/>
+      <w:r>
+        <w:t xml:space="preserve">, </w:t>
+      </w:r>
+      <w:proofErr w:type="spellStart"/>
+      <w:r>
+        <w:t>cost</w:t>
+      </w:r>
+      <w:proofErr w:type="spellEnd"/>
+      <w:r>
+        <w:t xml:space="preserve">-efficiency, and operational </w:t>
+      </w:r>
+      <w:proofErr w:type="spellStart"/>
+      <w:r>
+        <w:t>stability</w:t>
+      </w:r>
+      <w:proofErr w:type="spellEnd"/>
+      <w:r>
+        <w:t>.</w:t>
       </w:r>
     </w:p>
     <w:p/>
     <w:p>
-      <w:r>
-        <w:t>Forecasting models play a key role in this context. They are used to predict electricity demand, optimize generation, manage market risks, and support bidding strategies in day-ahead and intra-day markets. These models typically rely on historical load data, time series features, and exogenous variables such as weather or calendar effects.</w:t>
-      </w:r>
-      <w:r>
-        <w:t xml:space="preserve"> We used the given SQL Database with load and data for energy generation as well as external weather </w:t>
-      </w:r>
+      <w:proofErr w:type="spellStart"/>
+      <w:r>
+        <w:t>Forecasting</w:t>
+      </w:r>
+      <w:proofErr w:type="spellEnd"/>
+      <w:r>
+        <w:t xml:space="preserve"> </w:t>
+      </w:r>
+      <w:proofErr w:type="spellStart"/>
+      <w:r>
+        <w:t>models</w:t>
+      </w:r>
+      <w:proofErr w:type="spellEnd"/>
+      <w:r>
+        <w:t xml:space="preserve"> </w:t>
+      </w:r>
+      <w:proofErr w:type="spellStart"/>
+      <w:r>
+        <w:t>play</w:t>
+      </w:r>
+      <w:proofErr w:type="spellEnd"/>
+      <w:r>
+        <w:t xml:space="preserve"> a </w:t>
+      </w:r>
+      <w:proofErr w:type="spellStart"/>
+      <w:r>
+        <w:t>key</w:t>
+      </w:r>
+      <w:proofErr w:type="spellEnd"/>
+      <w:r>
+        <w:t xml:space="preserve"> </w:t>
+      </w:r>
+      <w:proofErr w:type="spellStart"/>
+      <w:r>
+        <w:t>role</w:t>
+      </w:r>
+      <w:proofErr w:type="spellEnd"/>
+      <w:r>
+        <w:t xml:space="preserve"> in </w:t>
+      </w:r>
+      <w:proofErr w:type="spellStart"/>
+      <w:r>
+        <w:t>this</w:t>
+      </w:r>
+      <w:proofErr w:type="spellEnd"/>
+      <w:r>
+        <w:t xml:space="preserve"> </w:t>
+      </w:r>
+      <w:proofErr w:type="spellStart"/>
+      <w:r>
+        <w:t>context</w:t>
+      </w:r>
+      <w:proofErr w:type="spellEnd"/>
+      <w:r>
+        <w:t xml:space="preserve">. </w:t>
+      </w:r>
+      <w:proofErr w:type="spellStart"/>
+      <w:r>
+        <w:t>They</w:t>
+      </w:r>
+      <w:proofErr w:type="spellEnd"/>
+      <w:r>
+        <w:t xml:space="preserve"> </w:t>
+      </w:r>
+      <w:proofErr w:type="spellStart"/>
+      <w:r>
+        <w:t>are</w:t>
+      </w:r>
+      <w:proofErr w:type="spellEnd"/>
+      <w:r>
+        <w:t xml:space="preserve"> </w:t>
+      </w:r>
+      <w:proofErr w:type="spellStart"/>
+      <w:r>
+        <w:t>used</w:t>
+      </w:r>
+      <w:proofErr w:type="spellEnd"/>
+      <w:r>
+        <w:t xml:space="preserve"> </w:t>
+      </w:r>
+      <w:proofErr w:type="spellStart"/>
+      <w:r>
+        <w:t>to</w:t>
+      </w:r>
+      <w:proofErr w:type="spellEnd"/>
+      <w:r>
+        <w:t xml:space="preserve"> </w:t>
+      </w:r>
+      <w:proofErr w:type="spellStart"/>
+      <w:r>
+        <w:t>predict</w:t>
+      </w:r>
+      <w:proofErr w:type="spellEnd"/>
+      <w:r>
+        <w:t xml:space="preserve"> </w:t>
+      </w:r>
+      <w:proofErr w:type="spellStart"/>
+      <w:r>
+        <w:t>electricity</w:t>
+      </w:r>
+      <w:proofErr w:type="spellEnd"/>
+      <w:r>
+        <w:t xml:space="preserve"> </w:t>
+      </w:r>
+      <w:proofErr w:type="spellStart"/>
+      <w:r>
+        <w:t>demand</w:t>
+      </w:r>
+      <w:proofErr w:type="spellEnd"/>
+      <w:r>
+        <w:t xml:space="preserve">, </w:t>
+      </w:r>
+      <w:proofErr w:type="spellStart"/>
+      <w:r>
+        <w:t>optimize</w:t>
+      </w:r>
+      <w:proofErr w:type="spellEnd"/>
+      <w:r>
+        <w:t xml:space="preserve"> </w:t>
+      </w:r>
+      <w:proofErr w:type="spellStart"/>
+      <w:r>
+        <w:t>generation</w:t>
+      </w:r>
+      <w:proofErr w:type="spellEnd"/>
+      <w:r>
+        <w:t xml:space="preserve">, manage </w:t>
+      </w:r>
+      <w:proofErr w:type="spellStart"/>
+      <w:r>
+        <w:t>market</w:t>
+      </w:r>
+      <w:proofErr w:type="spellEnd"/>
+      <w:r>
+        <w:t xml:space="preserve"> </w:t>
+      </w:r>
+      <w:proofErr w:type="spellStart"/>
+      <w:r>
+        <w:t>risks</w:t>
+      </w:r>
+      <w:proofErr w:type="spellEnd"/>
+      <w:r>
+        <w:t xml:space="preserve">, and support </w:t>
+      </w:r>
+      <w:proofErr w:type="spellStart"/>
+      <w:r>
+        <w:t>bidding</w:t>
+      </w:r>
+      <w:proofErr w:type="spellEnd"/>
+      <w:r>
+        <w:t xml:space="preserve"> </w:t>
+      </w:r>
+      <w:proofErr w:type="spellStart"/>
+      <w:r>
+        <w:t>strategies</w:t>
+      </w:r>
+      <w:proofErr w:type="spellEnd"/>
+      <w:r>
+        <w:t xml:space="preserve"> in </w:t>
+      </w:r>
+      <w:proofErr w:type="spellStart"/>
+      <w:r>
+        <w:t>day-ahead</w:t>
+      </w:r>
+      <w:proofErr w:type="spellEnd"/>
+      <w:r>
+        <w:t xml:space="preserve"> and intra-</w:t>
+      </w:r>
+      <w:proofErr w:type="spellStart"/>
+      <w:r>
+        <w:t>day</w:t>
+      </w:r>
+      <w:proofErr w:type="spellEnd"/>
+      <w:r>
+        <w:t xml:space="preserve"> </w:t>
+      </w:r>
+      <w:proofErr w:type="spellStart"/>
+      <w:r>
+        <w:t>markets</w:t>
+      </w:r>
+      <w:proofErr w:type="spellEnd"/>
+      <w:r>
+        <w:t xml:space="preserve">. These </w:t>
+      </w:r>
+      <w:proofErr w:type="spellStart"/>
+      <w:r>
+        <w:t>models</w:t>
+      </w:r>
+      <w:proofErr w:type="spellEnd"/>
+      <w:r>
+        <w:t xml:space="preserve"> </w:t>
+      </w:r>
+      <w:proofErr w:type="spellStart"/>
+      <w:r>
+        <w:t>typically</w:t>
+      </w:r>
+      <w:proofErr w:type="spellEnd"/>
+      <w:r>
+        <w:t xml:space="preserve"> </w:t>
+      </w:r>
+      <w:proofErr w:type="spellStart"/>
+      <w:r>
+        <w:t>rely</w:t>
+      </w:r>
+      <w:proofErr w:type="spellEnd"/>
+      <w:r>
+        <w:t xml:space="preserve"> on </w:t>
+      </w:r>
+      <w:proofErr w:type="spellStart"/>
+      <w:r>
+        <w:t>historical</w:t>
+      </w:r>
+      <w:proofErr w:type="spellEnd"/>
+      <w:r>
+        <w:t xml:space="preserve"> </w:t>
+      </w:r>
+      <w:proofErr w:type="spellStart"/>
+      <w:r>
+        <w:t>load</w:t>
+      </w:r>
+      <w:proofErr w:type="spellEnd"/>
+      <w:r>
+        <w:t xml:space="preserve"> </w:t>
+      </w:r>
+      <w:proofErr w:type="spellStart"/>
       <w:r>
         <w:t>data</w:t>
       </w:r>
-      <w:r>
-        <w:t xml:space="preserve"> from Open Meteo via a JSON API.</w:t>
+      <w:proofErr w:type="spellEnd"/>
+      <w:r>
+        <w:t xml:space="preserve">, time </w:t>
+      </w:r>
+      <w:proofErr w:type="spellStart"/>
+      <w:r>
+        <w:t>series</w:t>
+      </w:r>
+      <w:proofErr w:type="spellEnd"/>
+      <w:r>
+        <w:t xml:space="preserve"> </w:t>
+      </w:r>
+      <w:proofErr w:type="spellStart"/>
+      <w:r>
+        <w:t>features</w:t>
+      </w:r>
+      <w:proofErr w:type="spellEnd"/>
+      <w:r>
+        <w:t xml:space="preserve">, and </w:t>
+      </w:r>
+      <w:proofErr w:type="spellStart"/>
+      <w:r>
+        <w:t>exogenous</w:t>
+      </w:r>
+      <w:proofErr w:type="spellEnd"/>
+      <w:r>
+        <w:t xml:space="preserve"> variables such </w:t>
+      </w:r>
+      <w:proofErr w:type="spellStart"/>
+      <w:r>
+        <w:t>as</w:t>
+      </w:r>
+      <w:proofErr w:type="spellEnd"/>
+      <w:r>
+        <w:t xml:space="preserve"> </w:t>
+      </w:r>
+      <w:proofErr w:type="spellStart"/>
+      <w:r>
+        <w:t>weather</w:t>
+      </w:r>
+      <w:proofErr w:type="spellEnd"/>
+      <w:r>
+        <w:t xml:space="preserve"> </w:t>
+      </w:r>
+      <w:proofErr w:type="spellStart"/>
+      <w:r>
+        <w:t>or</w:t>
+      </w:r>
+      <w:proofErr w:type="spellEnd"/>
+      <w:r>
+        <w:t xml:space="preserve"> </w:t>
+      </w:r>
+      <w:proofErr w:type="spellStart"/>
+      <w:r>
+        <w:t>calendar</w:t>
+      </w:r>
+      <w:proofErr w:type="spellEnd"/>
+      <w:r>
+        <w:t xml:space="preserve"> </w:t>
+      </w:r>
+      <w:proofErr w:type="spellStart"/>
+      <w:r>
+        <w:t>effects</w:t>
+      </w:r>
+      <w:proofErr w:type="spellEnd"/>
+      <w:r>
+        <w:t>.</w:t>
+      </w:r>
+      <w:r>
+        <w:t xml:space="preserve"> </w:t>
+      </w:r>
+      <w:proofErr w:type="spellStart"/>
+      <w:r>
+        <w:t>We</w:t>
+      </w:r>
+      <w:proofErr w:type="spellEnd"/>
+      <w:r>
+        <w:t xml:space="preserve"> </w:t>
+      </w:r>
+      <w:proofErr w:type="spellStart"/>
+      <w:r>
+        <w:t>used</w:t>
+      </w:r>
+      <w:proofErr w:type="spellEnd"/>
+      <w:r>
+        <w:t xml:space="preserve"> </w:t>
+      </w:r>
+      <w:proofErr w:type="spellStart"/>
+      <w:r>
+        <w:t>the</w:t>
+      </w:r>
+      <w:proofErr w:type="spellEnd"/>
+      <w:r>
+        <w:t xml:space="preserve"> </w:t>
+      </w:r>
+      <w:proofErr w:type="spellStart"/>
+      <w:r>
+        <w:t>given</w:t>
+      </w:r>
+      <w:proofErr w:type="spellEnd"/>
+      <w:r>
+        <w:t xml:space="preserve"> SQL Database </w:t>
+      </w:r>
+      <w:proofErr w:type="spellStart"/>
+      <w:r>
+        <w:t>with</w:t>
+      </w:r>
+      <w:proofErr w:type="spellEnd"/>
+      <w:r>
+        <w:t xml:space="preserve"> </w:t>
+      </w:r>
+      <w:proofErr w:type="spellStart"/>
+      <w:r>
+        <w:t>load</w:t>
+      </w:r>
+      <w:proofErr w:type="spellEnd"/>
+      <w:r>
+        <w:t xml:space="preserve"> and </w:t>
+      </w:r>
+      <w:proofErr w:type="spellStart"/>
+      <w:r>
+        <w:t>data</w:t>
+      </w:r>
+      <w:proofErr w:type="spellEnd"/>
+      <w:r>
+        <w:t xml:space="preserve"> </w:t>
+      </w:r>
+      <w:proofErr w:type="spellStart"/>
+      <w:r>
+        <w:t>for</w:t>
+      </w:r>
+      <w:proofErr w:type="spellEnd"/>
+      <w:r>
+        <w:t xml:space="preserve"> </w:t>
+      </w:r>
+      <w:proofErr w:type="spellStart"/>
+      <w:r>
+        <w:t>energy</w:t>
+      </w:r>
+      <w:proofErr w:type="spellEnd"/>
+      <w:r>
+        <w:t xml:space="preserve"> </w:t>
+      </w:r>
+      <w:proofErr w:type="spellStart"/>
+      <w:r>
+        <w:t>generation</w:t>
+      </w:r>
+      <w:proofErr w:type="spellEnd"/>
+      <w:r>
+        <w:t xml:space="preserve"> </w:t>
+      </w:r>
+      <w:proofErr w:type="spellStart"/>
+      <w:r>
+        <w:t>as</w:t>
+      </w:r>
+      <w:proofErr w:type="spellEnd"/>
+      <w:r>
+        <w:t xml:space="preserve"> </w:t>
+      </w:r>
+      <w:proofErr w:type="spellStart"/>
+      <w:r>
+        <w:t>well</w:t>
+      </w:r>
+      <w:proofErr w:type="spellEnd"/>
+      <w:r>
+        <w:t xml:space="preserve"> </w:t>
+      </w:r>
+      <w:proofErr w:type="spellStart"/>
+      <w:r>
+        <w:t>as</w:t>
+      </w:r>
+      <w:proofErr w:type="spellEnd"/>
+      <w:r>
+        <w:t xml:space="preserve"> external </w:t>
+      </w:r>
+      <w:proofErr w:type="spellStart"/>
+      <w:r>
+        <w:t>weather</w:t>
+      </w:r>
+      <w:proofErr w:type="spellEnd"/>
+      <w:r>
+        <w:t xml:space="preserve"> </w:t>
+      </w:r>
+      <w:proofErr w:type="spellStart"/>
+      <w:r>
+        <w:t>data</w:t>
+      </w:r>
+      <w:proofErr w:type="spellEnd"/>
+      <w:r>
+        <w:t xml:space="preserve"> </w:t>
+      </w:r>
+      <w:proofErr w:type="spellStart"/>
+      <w:r>
+        <w:t>from</w:t>
+      </w:r>
+      <w:proofErr w:type="spellEnd"/>
+      <w:r>
+        <w:t xml:space="preserve"> Open Meteo via a JSON API.</w:t>
       </w:r>
     </w:p>
     <w:p/>
     <w:p>
       <w:r>
-        <w:t>In our Energy Load Prediction Model, we incorporate engineered features to better capture temperature-dependent effects on demand. For example, heating demand is modeled as a nonlinear function that increases more strongly when temperatures drop below 15</w:t>
+        <w:t xml:space="preserve">In </w:t>
+      </w:r>
+      <w:proofErr w:type="spellStart"/>
+      <w:r>
+        <w:t>our</w:t>
+      </w:r>
+      <w:proofErr w:type="spellEnd"/>
+      <w:r>
+        <w:t xml:space="preserve"> Energy Load </w:t>
+      </w:r>
+      <w:proofErr w:type="spellStart"/>
+      <w:r>
+        <w:t>Prediction</w:t>
+      </w:r>
+      <w:proofErr w:type="spellEnd"/>
+      <w:r>
+        <w:t xml:space="preserve"> Model, </w:t>
+      </w:r>
+      <w:proofErr w:type="spellStart"/>
+      <w:r>
+        <w:t>we</w:t>
+      </w:r>
+      <w:proofErr w:type="spellEnd"/>
+      <w:r>
+        <w:t xml:space="preserve"> </w:t>
+      </w:r>
+      <w:proofErr w:type="spellStart"/>
+      <w:r>
+        <w:t>incorporate</w:t>
+      </w:r>
+      <w:proofErr w:type="spellEnd"/>
+      <w:r>
+        <w:t xml:space="preserve"> </w:t>
+      </w:r>
+      <w:proofErr w:type="spellStart"/>
+      <w:r>
+        <w:t>engineered</w:t>
+      </w:r>
+      <w:proofErr w:type="spellEnd"/>
+      <w:r>
+        <w:t xml:space="preserve"> </w:t>
+      </w:r>
+      <w:proofErr w:type="spellStart"/>
+      <w:r>
+        <w:t>features</w:t>
+      </w:r>
+      <w:proofErr w:type="spellEnd"/>
+      <w:r>
+        <w:t xml:space="preserve"> </w:t>
+      </w:r>
+      <w:proofErr w:type="spellStart"/>
+      <w:r>
+        <w:t>to</w:t>
+      </w:r>
+      <w:proofErr w:type="spellEnd"/>
+      <w:r>
+        <w:t xml:space="preserve"> </w:t>
+      </w:r>
+      <w:proofErr w:type="spellStart"/>
+      <w:r>
+        <w:t>better</w:t>
+      </w:r>
+      <w:proofErr w:type="spellEnd"/>
+      <w:r>
+        <w:t xml:space="preserve"> </w:t>
+      </w:r>
+      <w:proofErr w:type="spellStart"/>
+      <w:r>
+        <w:t>capture</w:t>
+      </w:r>
+      <w:proofErr w:type="spellEnd"/>
+      <w:r>
+        <w:t xml:space="preserve"> </w:t>
+      </w:r>
+      <w:proofErr w:type="spellStart"/>
+      <w:r>
+        <w:t>temperature-dependent</w:t>
+      </w:r>
+      <w:proofErr w:type="spellEnd"/>
+      <w:r>
+        <w:t xml:space="preserve"> </w:t>
+      </w:r>
+      <w:proofErr w:type="spellStart"/>
+      <w:r>
+        <w:t>effects</w:t>
+      </w:r>
+      <w:proofErr w:type="spellEnd"/>
+      <w:r>
+        <w:t xml:space="preserve"> on </w:t>
+      </w:r>
+      <w:proofErr w:type="spellStart"/>
+      <w:r>
+        <w:t>demand</w:t>
+      </w:r>
+      <w:proofErr w:type="spellEnd"/>
+      <w:r>
+        <w:t xml:space="preserve">. </w:t>
+      </w:r>
+      <w:proofErr w:type="spellStart"/>
+      <w:r>
+        <w:t>For</w:t>
+      </w:r>
+      <w:proofErr w:type="spellEnd"/>
+      <w:r>
+        <w:t xml:space="preserve"> </w:t>
+      </w:r>
+      <w:proofErr w:type="spellStart"/>
+      <w:r>
+        <w:t>example</w:t>
+      </w:r>
+      <w:proofErr w:type="spellEnd"/>
+      <w:r>
+        <w:t xml:space="preserve">, </w:t>
+      </w:r>
+      <w:proofErr w:type="spellStart"/>
+      <w:r>
+        <w:t>heating</w:t>
+      </w:r>
+      <w:proofErr w:type="spellEnd"/>
+      <w:r>
+        <w:t xml:space="preserve"> </w:t>
+      </w:r>
+      <w:proofErr w:type="spellStart"/>
+      <w:r>
+        <w:t>demand</w:t>
+      </w:r>
+      <w:proofErr w:type="spellEnd"/>
+      <w:r>
+        <w:t xml:space="preserve"> </w:t>
+      </w:r>
+      <w:proofErr w:type="spellStart"/>
+      <w:r>
+        <w:t>is</w:t>
+      </w:r>
+      <w:proofErr w:type="spellEnd"/>
+      <w:r>
+        <w:t xml:space="preserve"> </w:t>
+      </w:r>
+      <w:proofErr w:type="spellStart"/>
+      <w:r>
+        <w:t>modeled</w:t>
+      </w:r>
+      <w:proofErr w:type="spellEnd"/>
+      <w:r>
+        <w:t xml:space="preserve"> </w:t>
+      </w:r>
+      <w:proofErr w:type="spellStart"/>
+      <w:r>
+        <w:t>as</w:t>
+      </w:r>
+      <w:proofErr w:type="spellEnd"/>
+      <w:r>
+        <w:t xml:space="preserve"> a </w:t>
+      </w:r>
+      <w:proofErr w:type="spellStart"/>
+      <w:r>
+        <w:t>nonlinear</w:t>
+      </w:r>
+      <w:proofErr w:type="spellEnd"/>
+      <w:r>
+        <w:t xml:space="preserve"> </w:t>
+      </w:r>
+      <w:proofErr w:type="spellStart"/>
+      <w:r>
+        <w:t>function</w:t>
+      </w:r>
+      <w:proofErr w:type="spellEnd"/>
+      <w:r>
+        <w:t xml:space="preserve"> </w:t>
+      </w:r>
+      <w:proofErr w:type="spellStart"/>
+      <w:r>
+        <w:t>that</w:t>
+      </w:r>
+      <w:proofErr w:type="spellEnd"/>
+      <w:r>
+        <w:t xml:space="preserve"> </w:t>
+      </w:r>
+      <w:proofErr w:type="spellStart"/>
+      <w:r>
+        <w:t>increases</w:t>
+      </w:r>
+      <w:proofErr w:type="spellEnd"/>
+      <w:r>
+        <w:t xml:space="preserve"> </w:t>
+      </w:r>
+      <w:proofErr w:type="spellStart"/>
+      <w:r>
+        <w:t>more</w:t>
+      </w:r>
+      <w:proofErr w:type="spellEnd"/>
+      <w:r>
+        <w:t xml:space="preserve"> </w:t>
+      </w:r>
+      <w:proofErr w:type="spellStart"/>
+      <w:r>
+        <w:t>strongly</w:t>
+      </w:r>
+      <w:proofErr w:type="spellEnd"/>
+      <w:r>
+        <w:t xml:space="preserve"> </w:t>
+      </w:r>
+      <w:proofErr w:type="spellStart"/>
+      <w:r>
+        <w:t>when</w:t>
+      </w:r>
+      <w:proofErr w:type="spellEnd"/>
+      <w:r>
+        <w:t xml:space="preserve"> </w:t>
+      </w:r>
+      <w:proofErr w:type="spellStart"/>
+      <w:r>
+        <w:t>temperatures</w:t>
+      </w:r>
+      <w:proofErr w:type="spellEnd"/>
+      <w:r>
+        <w:t xml:space="preserve"> </w:t>
+      </w:r>
+      <w:proofErr w:type="spellStart"/>
+      <w:r>
+        <w:t>drop</w:t>
+      </w:r>
+      <w:proofErr w:type="spellEnd"/>
+      <w:r>
+        <w:t xml:space="preserve"> </w:t>
+      </w:r>
+      <w:proofErr w:type="spellStart"/>
+      <w:r>
+        <w:t>below</w:t>
+      </w:r>
+      <w:proofErr w:type="spellEnd"/>
+      <w:r>
+        <w:t xml:space="preserve"> 15</w:t>
       </w:r>
       <w:r>
         <w:rPr>
@@ -78,7 +1724,47 @@
         <w:t>°</w:t>
       </w:r>
       <w:r>
-        <w:t>C, and cooling demand similarly increases above 22</w:t>
+        <w:t xml:space="preserve">C, and </w:t>
+      </w:r>
+      <w:proofErr w:type="spellStart"/>
+      <w:r>
+        <w:t>cooling</w:t>
+      </w:r>
+      <w:proofErr w:type="spellEnd"/>
+      <w:r>
+        <w:t xml:space="preserve"> </w:t>
+      </w:r>
+      <w:proofErr w:type="spellStart"/>
+      <w:r>
+        <w:t>demand</w:t>
+      </w:r>
+      <w:proofErr w:type="spellEnd"/>
+      <w:r>
+        <w:t xml:space="preserve"> </w:t>
+      </w:r>
+      <w:proofErr w:type="spellStart"/>
+      <w:r>
+        <w:t>similarly</w:t>
+      </w:r>
+      <w:proofErr w:type="spellEnd"/>
+      <w:r>
+        <w:t xml:space="preserve"> </w:t>
+      </w:r>
+      <w:proofErr w:type="spellStart"/>
+      <w:r>
+        <w:t>increases</w:t>
+      </w:r>
+      <w:proofErr w:type="spellEnd"/>
+      <w:r>
+        <w:t xml:space="preserve"> </w:t>
+      </w:r>
+      <w:proofErr w:type="spellStart"/>
+      <w:r>
+        <w:t>above</w:t>
+      </w:r>
+      <w:proofErr w:type="spellEnd"/>
+      <w:r>
+        <w:t xml:space="preserve"> 22</w:t>
       </w:r>
       <w:r>
         <w:rPr>
@@ -93,10 +1779,130 @@
         <w:t>°</w:t>
       </w:r>
       <w:r>
-        <w:t>C, both raised to a power greater than one to emphasize extreme conditions.</w:t>
-      </w:r>
-      <w:r>
-        <w:t xml:space="preserve"> We used a variable as Exponent to Experiment with the </w:t>
+        <w:t xml:space="preserve">C, </w:t>
+      </w:r>
+      <w:proofErr w:type="spellStart"/>
+      <w:r>
+        <w:t>both</w:t>
+      </w:r>
+      <w:proofErr w:type="spellEnd"/>
+      <w:r>
+        <w:t xml:space="preserve"> </w:t>
+      </w:r>
+      <w:proofErr w:type="spellStart"/>
+      <w:r>
+        <w:t>raised</w:t>
+      </w:r>
+      <w:proofErr w:type="spellEnd"/>
+      <w:r>
+        <w:t xml:space="preserve"> </w:t>
+      </w:r>
+      <w:proofErr w:type="spellStart"/>
+      <w:r>
+        <w:t>to</w:t>
+      </w:r>
+      <w:proofErr w:type="spellEnd"/>
+      <w:r>
+        <w:t xml:space="preserve"> a power </w:t>
+      </w:r>
+      <w:proofErr w:type="spellStart"/>
+      <w:r>
+        <w:t>greater</w:t>
+      </w:r>
+      <w:proofErr w:type="spellEnd"/>
+      <w:r>
+        <w:t xml:space="preserve"> </w:t>
+      </w:r>
+      <w:proofErr w:type="spellStart"/>
+      <w:r>
+        <w:t>than</w:t>
+      </w:r>
+      <w:proofErr w:type="spellEnd"/>
+      <w:r>
+        <w:t xml:space="preserve"> </w:t>
+      </w:r>
+      <w:proofErr w:type="spellStart"/>
+      <w:r>
+        <w:t>one</w:t>
+      </w:r>
+      <w:proofErr w:type="spellEnd"/>
+      <w:r>
+        <w:t xml:space="preserve"> </w:t>
+      </w:r>
+      <w:proofErr w:type="spellStart"/>
+      <w:r>
+        <w:t>to</w:t>
+      </w:r>
+      <w:proofErr w:type="spellEnd"/>
+      <w:r>
+        <w:t xml:space="preserve"> </w:t>
+      </w:r>
+      <w:proofErr w:type="spellStart"/>
+      <w:r>
+        <w:t>emphasize</w:t>
+      </w:r>
+      <w:proofErr w:type="spellEnd"/>
+      <w:r>
+        <w:t xml:space="preserve"> extreme </w:t>
+      </w:r>
+      <w:proofErr w:type="spellStart"/>
+      <w:r>
+        <w:t>conditions</w:t>
+      </w:r>
+      <w:proofErr w:type="spellEnd"/>
+      <w:r>
+        <w:t>.</w:t>
+      </w:r>
+      <w:r>
+        <w:t xml:space="preserve"> </w:t>
+      </w:r>
+      <w:proofErr w:type="spellStart"/>
+      <w:r>
+        <w:t>We</w:t>
+      </w:r>
+      <w:proofErr w:type="spellEnd"/>
+      <w:r>
+        <w:t xml:space="preserve"> </w:t>
+      </w:r>
+      <w:proofErr w:type="spellStart"/>
+      <w:r>
+        <w:t>used</w:t>
+      </w:r>
+      <w:proofErr w:type="spellEnd"/>
+      <w:r>
+        <w:t xml:space="preserve"> a variable </w:t>
+      </w:r>
+      <w:proofErr w:type="spellStart"/>
+      <w:r>
+        <w:t>as</w:t>
+      </w:r>
+      <w:proofErr w:type="spellEnd"/>
+      <w:r>
+        <w:t xml:space="preserve"> Exponent </w:t>
+      </w:r>
+      <w:proofErr w:type="spellStart"/>
+      <w:r>
+        <w:t>to</w:t>
+      </w:r>
+      <w:proofErr w:type="spellEnd"/>
+      <w:r>
+        <w:t xml:space="preserve"> Experiment </w:t>
+      </w:r>
+      <w:proofErr w:type="spellStart"/>
+      <w:r>
+        <w:t>with</w:t>
+      </w:r>
+      <w:proofErr w:type="spellEnd"/>
+      <w:r>
+        <w:t xml:space="preserve"> </w:t>
+      </w:r>
+      <w:proofErr w:type="spellStart"/>
+      <w:r>
+        <w:t>the</w:t>
+      </w:r>
+      <w:proofErr w:type="spellEnd"/>
+      <w:r>
+        <w:t xml:space="preserve"> </w:t>
       </w:r>
       <w:r>
         <w:rPr>
@@ -104,17 +1910,243 @@
         </w:rPr>
         <w:t xml:space="preserve">gradient </w:t>
       </w:r>
-      <w:r>
-        <w:t>of the function</w:t>
-      </w:r>
+      <w:proofErr w:type="spellStart"/>
+      <w:r>
+        <w:t>of</w:t>
+      </w:r>
+      <w:proofErr w:type="spellEnd"/>
+      <w:r>
+        <w:t xml:space="preserve"> </w:t>
+      </w:r>
+      <w:proofErr w:type="spellStart"/>
+      <w:r>
+        <w:t>the</w:t>
+      </w:r>
+      <w:proofErr w:type="spellEnd"/>
+      <w:r>
+        <w:t xml:space="preserve"> </w:t>
+      </w:r>
+      <w:proofErr w:type="spellStart"/>
+      <w:r>
+        <w:t>function</w:t>
+      </w:r>
+      <w:proofErr w:type="spellEnd"/>
       <w:r>
         <w:t>.</w:t>
       </w:r>
       <w:r>
-        <w:t xml:space="preserve"> This approach helps to more accurately represent consumption patterns driven by weather extremes. Additionally, we use lag features derived from past load values </w:t>
-      </w:r>
-      <w:r>
-        <w:t xml:space="preserve">and other exogenous variables. We cleansed all the Data by </w:t>
+        <w:t xml:space="preserve"> This </w:t>
+      </w:r>
+      <w:proofErr w:type="spellStart"/>
+      <w:r>
+        <w:t>approach</w:t>
+      </w:r>
+      <w:proofErr w:type="spellEnd"/>
+      <w:r>
+        <w:t xml:space="preserve"> </w:t>
+      </w:r>
+      <w:proofErr w:type="spellStart"/>
+      <w:r>
+        <w:t>helps</w:t>
+      </w:r>
+      <w:proofErr w:type="spellEnd"/>
+      <w:r>
+        <w:t xml:space="preserve"> </w:t>
+      </w:r>
+      <w:proofErr w:type="spellStart"/>
+      <w:r>
+        <w:t>to</w:t>
+      </w:r>
+      <w:proofErr w:type="spellEnd"/>
+      <w:r>
+        <w:t xml:space="preserve"> </w:t>
+      </w:r>
+      <w:proofErr w:type="spellStart"/>
+      <w:r>
+        <w:t>more</w:t>
+      </w:r>
+      <w:proofErr w:type="spellEnd"/>
+      <w:r>
+        <w:t xml:space="preserve"> </w:t>
+      </w:r>
+      <w:proofErr w:type="spellStart"/>
+      <w:r>
+        <w:t>accurately</w:t>
+      </w:r>
+      <w:proofErr w:type="spellEnd"/>
+      <w:r>
+        <w:t xml:space="preserve"> </w:t>
+      </w:r>
+      <w:proofErr w:type="spellStart"/>
+      <w:r>
+        <w:t>represent</w:t>
+      </w:r>
+      <w:proofErr w:type="spellEnd"/>
+      <w:r>
+        <w:t xml:space="preserve"> </w:t>
+      </w:r>
+      <w:proofErr w:type="spellStart"/>
+      <w:r>
+        <w:t>consumption</w:t>
+      </w:r>
+      <w:proofErr w:type="spellEnd"/>
+      <w:r>
+        <w:t xml:space="preserve"> </w:t>
+      </w:r>
+      <w:proofErr w:type="spellStart"/>
+      <w:r>
+        <w:t>patterns</w:t>
+      </w:r>
+      <w:proofErr w:type="spellEnd"/>
+      <w:r>
+        <w:t xml:space="preserve"> </w:t>
+      </w:r>
+      <w:proofErr w:type="spellStart"/>
+      <w:r>
+        <w:t>driven</w:t>
+      </w:r>
+      <w:proofErr w:type="spellEnd"/>
+      <w:r>
+        <w:t xml:space="preserve"> </w:t>
+      </w:r>
+      <w:proofErr w:type="spellStart"/>
+      <w:r>
+        <w:t>by</w:t>
+      </w:r>
+      <w:proofErr w:type="spellEnd"/>
+      <w:r>
+        <w:t xml:space="preserve"> </w:t>
+      </w:r>
+      <w:proofErr w:type="spellStart"/>
+      <w:r>
+        <w:t>weather</w:t>
+      </w:r>
+      <w:proofErr w:type="spellEnd"/>
+      <w:r>
+        <w:t xml:space="preserve"> extremes. </w:t>
+      </w:r>
+      <w:proofErr w:type="spellStart"/>
+      <w:r>
+        <w:t>Additionally</w:t>
+      </w:r>
+      <w:proofErr w:type="spellEnd"/>
+      <w:r>
+        <w:t xml:space="preserve">, </w:t>
+      </w:r>
+      <w:proofErr w:type="spellStart"/>
+      <w:r>
+        <w:t>we</w:t>
+      </w:r>
+      <w:proofErr w:type="spellEnd"/>
+      <w:r>
+        <w:t xml:space="preserve"> </w:t>
+      </w:r>
+      <w:proofErr w:type="spellStart"/>
+      <w:r>
+        <w:t>use</w:t>
+      </w:r>
+      <w:proofErr w:type="spellEnd"/>
+      <w:r>
+        <w:t xml:space="preserve"> lag </w:t>
+      </w:r>
+      <w:proofErr w:type="spellStart"/>
+      <w:r>
+        <w:t>features</w:t>
+      </w:r>
+      <w:proofErr w:type="spellEnd"/>
+      <w:r>
+        <w:t xml:space="preserve"> </w:t>
+      </w:r>
+      <w:proofErr w:type="spellStart"/>
+      <w:r>
+        <w:t>derived</w:t>
+      </w:r>
+      <w:proofErr w:type="spellEnd"/>
+      <w:r>
+        <w:t xml:space="preserve"> </w:t>
+      </w:r>
+      <w:proofErr w:type="spellStart"/>
+      <w:r>
+        <w:t>from</w:t>
+      </w:r>
+      <w:proofErr w:type="spellEnd"/>
+      <w:r>
+        <w:t xml:space="preserve"> </w:t>
+      </w:r>
+      <w:proofErr w:type="spellStart"/>
+      <w:r>
+        <w:t>past</w:t>
+      </w:r>
+      <w:proofErr w:type="spellEnd"/>
+      <w:r>
+        <w:t xml:space="preserve"> </w:t>
+      </w:r>
+      <w:proofErr w:type="spellStart"/>
+      <w:r>
+        <w:t>load</w:t>
+      </w:r>
+      <w:proofErr w:type="spellEnd"/>
+      <w:r>
+        <w:t xml:space="preserve"> </w:t>
+      </w:r>
+      <w:proofErr w:type="spellStart"/>
+      <w:r>
+        <w:t>values</w:t>
+      </w:r>
+      <w:proofErr w:type="spellEnd"/>
+      <w:r>
+        <w:t xml:space="preserve"> </w:t>
+      </w:r>
+      <w:r>
+        <w:t xml:space="preserve">and </w:t>
+      </w:r>
+      <w:proofErr w:type="spellStart"/>
+      <w:r>
+        <w:t>other</w:t>
+      </w:r>
+      <w:proofErr w:type="spellEnd"/>
+      <w:r>
+        <w:t xml:space="preserve"> </w:t>
+      </w:r>
+      <w:proofErr w:type="spellStart"/>
+      <w:r>
+        <w:t>exogenous</w:t>
+      </w:r>
+      <w:proofErr w:type="spellEnd"/>
+      <w:r>
+        <w:t xml:space="preserve"> variables. </w:t>
+      </w:r>
+      <w:proofErr w:type="spellStart"/>
+      <w:r>
+        <w:t>We</w:t>
+      </w:r>
+      <w:proofErr w:type="spellEnd"/>
+      <w:r>
+        <w:t xml:space="preserve"> </w:t>
+      </w:r>
+      <w:proofErr w:type="spellStart"/>
+      <w:r>
+        <w:t>cleansed</w:t>
+      </w:r>
+      <w:proofErr w:type="spellEnd"/>
+      <w:r>
+        <w:t xml:space="preserve"> all </w:t>
+      </w:r>
+      <w:proofErr w:type="spellStart"/>
+      <w:r>
+        <w:t>the</w:t>
+      </w:r>
+      <w:proofErr w:type="spellEnd"/>
+      <w:r>
+        <w:t xml:space="preserve"> Data </w:t>
+      </w:r>
+      <w:proofErr w:type="spellStart"/>
+      <w:r>
+        <w:t>by</w:t>
+      </w:r>
+      <w:proofErr w:type="spellEnd"/>
+      <w:r>
+        <w:t xml:space="preserve"> </w:t>
       </w:r>
       <w:r>
         <w:rPr>
@@ -131,30 +2163,1141 @@
       <w:r>
         <w:t xml:space="preserve"> non </w:t>
       </w:r>
-      <w:r>
-        <w:t>functional rows(not all attributs filled out) as well as transforming calendar data to actual features like Weekday or Holiday.</w:t>
+      <w:proofErr w:type="spellStart"/>
+      <w:r>
+        <w:t>functional</w:t>
+      </w:r>
+      <w:proofErr w:type="spellEnd"/>
+      <w:r>
+        <w:t xml:space="preserve"> </w:t>
+      </w:r>
+      <w:proofErr w:type="spellStart"/>
+      <w:proofErr w:type="gramStart"/>
+      <w:r>
+        <w:t>rows</w:t>
+      </w:r>
+      <w:proofErr w:type="spellEnd"/>
+      <w:r>
+        <w:t>(</w:t>
+      </w:r>
+      <w:proofErr w:type="gramEnd"/>
+      <w:r>
+        <w:t xml:space="preserve">not all </w:t>
+      </w:r>
+      <w:proofErr w:type="spellStart"/>
+      <w:r>
+        <w:t>attributs</w:t>
+      </w:r>
+      <w:proofErr w:type="spellEnd"/>
+      <w:r>
+        <w:t xml:space="preserve"> </w:t>
+      </w:r>
+      <w:proofErr w:type="spellStart"/>
+      <w:r>
+        <w:t>filled</w:t>
+      </w:r>
+      <w:proofErr w:type="spellEnd"/>
+      <w:r>
+        <w:t xml:space="preserve"> out) </w:t>
+      </w:r>
+      <w:proofErr w:type="spellStart"/>
+      <w:r>
+        <w:t>as</w:t>
+      </w:r>
+      <w:proofErr w:type="spellEnd"/>
+      <w:r>
+        <w:t xml:space="preserve"> </w:t>
+      </w:r>
+      <w:proofErr w:type="spellStart"/>
+      <w:r>
+        <w:t>well</w:t>
+      </w:r>
+      <w:proofErr w:type="spellEnd"/>
+      <w:r>
+        <w:t xml:space="preserve"> </w:t>
+      </w:r>
+      <w:proofErr w:type="spellStart"/>
+      <w:r>
+        <w:t>as</w:t>
+      </w:r>
+      <w:proofErr w:type="spellEnd"/>
+      <w:r>
+        <w:t xml:space="preserve"> </w:t>
+      </w:r>
+      <w:proofErr w:type="spellStart"/>
+      <w:r>
+        <w:t>transforming</w:t>
+      </w:r>
+      <w:proofErr w:type="spellEnd"/>
+      <w:r>
+        <w:t xml:space="preserve"> </w:t>
+      </w:r>
+      <w:proofErr w:type="spellStart"/>
+      <w:r>
+        <w:t>calendar</w:t>
+      </w:r>
+      <w:proofErr w:type="spellEnd"/>
+      <w:r>
+        <w:t xml:space="preserve"> </w:t>
+      </w:r>
+      <w:proofErr w:type="spellStart"/>
+      <w:r>
+        <w:t>data</w:t>
+      </w:r>
+      <w:proofErr w:type="spellEnd"/>
+      <w:r>
+        <w:t xml:space="preserve"> </w:t>
+      </w:r>
+      <w:proofErr w:type="spellStart"/>
+      <w:r>
+        <w:t>to</w:t>
+      </w:r>
+      <w:proofErr w:type="spellEnd"/>
+      <w:r>
+        <w:t xml:space="preserve"> </w:t>
+      </w:r>
+      <w:proofErr w:type="spellStart"/>
+      <w:r>
+        <w:t>actual</w:t>
+      </w:r>
+      <w:proofErr w:type="spellEnd"/>
+      <w:r>
+        <w:t xml:space="preserve"> </w:t>
+      </w:r>
+      <w:proofErr w:type="spellStart"/>
+      <w:r>
+        <w:t>features</w:t>
+      </w:r>
+      <w:proofErr w:type="spellEnd"/>
+      <w:r>
+        <w:t xml:space="preserve"> like </w:t>
+      </w:r>
+      <w:proofErr w:type="spellStart"/>
+      <w:r>
+        <w:t>Weekday</w:t>
+      </w:r>
+      <w:proofErr w:type="spellEnd"/>
+      <w:r>
+        <w:t xml:space="preserve"> </w:t>
+      </w:r>
+      <w:proofErr w:type="spellStart"/>
+      <w:r>
+        <w:t>or</w:t>
+      </w:r>
+      <w:proofErr w:type="spellEnd"/>
+      <w:r>
+        <w:t xml:space="preserve"> Holiday.</w:t>
+      </w:r>
+      <w:r>
+        <w:t xml:space="preserve"> </w:t>
+      </w:r>
+      <w:proofErr w:type="spellStart"/>
+      <w:r>
+        <w:t>We</w:t>
+      </w:r>
+      <w:proofErr w:type="spellEnd"/>
+      <w:r>
+        <w:t xml:space="preserve"> also </w:t>
+      </w:r>
+      <w:proofErr w:type="spellStart"/>
+      <w:r>
+        <w:t>used</w:t>
+      </w:r>
+      <w:proofErr w:type="spellEnd"/>
+      <w:r>
+        <w:t xml:space="preserve"> </w:t>
+      </w:r>
+      <w:proofErr w:type="spellStart"/>
+      <w:r>
+        <w:t>rolling</w:t>
+      </w:r>
+      <w:proofErr w:type="spellEnd"/>
+      <w:r>
+        <w:t xml:space="preserve"> </w:t>
+      </w:r>
+      <w:proofErr w:type="spellStart"/>
+      <w:r>
+        <w:t>metrics</w:t>
+      </w:r>
+      <w:proofErr w:type="spellEnd"/>
+      <w:r>
+        <w:t xml:space="preserve"> </w:t>
+      </w:r>
+      <w:proofErr w:type="spellStart"/>
+      <w:r>
+        <w:t>as</w:t>
+      </w:r>
+      <w:proofErr w:type="spellEnd"/>
+      <w:r>
+        <w:t xml:space="preserve"> </w:t>
+      </w:r>
+      <w:proofErr w:type="spellStart"/>
+      <w:r>
+        <w:t>well</w:t>
+      </w:r>
+      <w:proofErr w:type="spellEnd"/>
+      <w:r>
+        <w:t xml:space="preserve"> </w:t>
+      </w:r>
+      <w:proofErr w:type="spellStart"/>
+      <w:r>
+        <w:t>as</w:t>
+      </w:r>
+      <w:proofErr w:type="spellEnd"/>
+      <w:r>
+        <w:t xml:space="preserve"> </w:t>
+      </w:r>
+      <w:proofErr w:type="spellStart"/>
+      <w:r>
+        <w:t>day</w:t>
+      </w:r>
+      <w:proofErr w:type="spellEnd"/>
+      <w:r>
+        <w:t xml:space="preserve"> and </w:t>
+      </w:r>
+      <w:proofErr w:type="spellStart"/>
+      <w:r>
+        <w:t>year</w:t>
+      </w:r>
+      <w:proofErr w:type="spellEnd"/>
+      <w:r>
+        <w:t xml:space="preserve"> </w:t>
+      </w:r>
+      <w:proofErr w:type="spellStart"/>
+      <w:r>
+        <w:t>cyclus</w:t>
+      </w:r>
+      <w:proofErr w:type="spellEnd"/>
+      <w:r>
+        <w:t xml:space="preserve"> </w:t>
+      </w:r>
+      <w:proofErr w:type="spellStart"/>
+      <w:r>
+        <w:t>representing</w:t>
+      </w:r>
+      <w:proofErr w:type="spellEnd"/>
+      <w:r>
+        <w:t xml:space="preserve"> </w:t>
+      </w:r>
+      <w:proofErr w:type="spellStart"/>
+      <w:r>
+        <w:t>features</w:t>
+      </w:r>
+      <w:proofErr w:type="spellEnd"/>
+      <w:r>
+        <w:t>.</w:t>
       </w:r>
     </w:p>
     <w:p/>
     <w:p>
-      <w:r>
-        <w:t>Our modeling framework combines a baseline linear regression with a more advanced machine learning algorithm, XGBoost (Extreme Gradient Boosting). Linear regression provides a simple, interpretable model for capturing consistent, linear relationships between input variables and load. XGBoost, on the other hand, is an ensemble method that sequentially builds decision trees, enabling it to model complex, nonlinear dependencies such as interactions between weather, time, and historical load. Regularization and tree pruning techniques in XGBoost reduce overfitting and improve generalization on unseen data.</w:t>
-      </w:r>
-      <w:r>
-        <w:t xml:space="preserve"> We also hyperparameter tuned our XGBoost modelt to get the best results.</w:t>
+      <w:proofErr w:type="spellStart"/>
+      <w:r>
+        <w:t>Our</w:t>
+      </w:r>
+      <w:proofErr w:type="spellEnd"/>
+      <w:r>
+        <w:t xml:space="preserve"> </w:t>
+      </w:r>
+      <w:proofErr w:type="spellStart"/>
+      <w:r>
+        <w:t>modeling</w:t>
+      </w:r>
+      <w:proofErr w:type="spellEnd"/>
+      <w:r>
+        <w:t xml:space="preserve"> </w:t>
+      </w:r>
+      <w:proofErr w:type="spellStart"/>
+      <w:r>
+        <w:t>framework</w:t>
+      </w:r>
+      <w:proofErr w:type="spellEnd"/>
+      <w:r>
+        <w:t xml:space="preserve"> </w:t>
+      </w:r>
+      <w:proofErr w:type="spellStart"/>
+      <w:r>
+        <w:t>combines</w:t>
+      </w:r>
+      <w:proofErr w:type="spellEnd"/>
+      <w:r>
+        <w:t xml:space="preserve"> a </w:t>
+      </w:r>
+      <w:proofErr w:type="spellStart"/>
+      <w:r>
+        <w:t>baseline</w:t>
+      </w:r>
+      <w:proofErr w:type="spellEnd"/>
+      <w:r>
+        <w:t xml:space="preserve"> linear </w:t>
+      </w:r>
+      <w:proofErr w:type="spellStart"/>
+      <w:r>
+        <w:t>regression</w:t>
+      </w:r>
+      <w:proofErr w:type="spellEnd"/>
+      <w:r>
+        <w:t xml:space="preserve"> </w:t>
+      </w:r>
+      <w:proofErr w:type="spellStart"/>
+      <w:r>
+        <w:t>with</w:t>
+      </w:r>
+      <w:proofErr w:type="spellEnd"/>
+      <w:r>
+        <w:t xml:space="preserve"> a </w:t>
+      </w:r>
+      <w:proofErr w:type="spellStart"/>
+      <w:r>
+        <w:t>more</w:t>
+      </w:r>
+      <w:proofErr w:type="spellEnd"/>
+      <w:r>
+        <w:t xml:space="preserve"> </w:t>
+      </w:r>
+      <w:proofErr w:type="spellStart"/>
+      <w:r>
+        <w:t>advanced</w:t>
+      </w:r>
+      <w:proofErr w:type="spellEnd"/>
+      <w:r>
+        <w:t xml:space="preserve"> </w:t>
+      </w:r>
+      <w:proofErr w:type="spellStart"/>
+      <w:r>
+        <w:t>machine</w:t>
+      </w:r>
+      <w:proofErr w:type="spellEnd"/>
+      <w:r>
+        <w:t xml:space="preserve"> </w:t>
+      </w:r>
+      <w:proofErr w:type="spellStart"/>
+      <w:r>
+        <w:t>learning</w:t>
+      </w:r>
+      <w:proofErr w:type="spellEnd"/>
+      <w:r>
+        <w:t xml:space="preserve"> </w:t>
+      </w:r>
+      <w:proofErr w:type="spellStart"/>
+      <w:r>
+        <w:t>algorithm</w:t>
+      </w:r>
+      <w:proofErr w:type="spellEnd"/>
+      <w:r>
+        <w:t xml:space="preserve">, </w:t>
+      </w:r>
+      <w:proofErr w:type="spellStart"/>
+      <w:r>
+        <w:t>XGBoost</w:t>
+      </w:r>
+      <w:proofErr w:type="spellEnd"/>
+      <w:r>
+        <w:t xml:space="preserve"> (Extreme Gradient </w:t>
+      </w:r>
+      <w:proofErr w:type="spellStart"/>
+      <w:r>
+        <w:t>Boosting</w:t>
+      </w:r>
+      <w:proofErr w:type="spellEnd"/>
+      <w:r>
+        <w:t xml:space="preserve">). Linear </w:t>
+      </w:r>
+      <w:proofErr w:type="spellStart"/>
+      <w:r>
+        <w:t>regression</w:t>
+      </w:r>
+      <w:proofErr w:type="spellEnd"/>
+      <w:r>
+        <w:t xml:space="preserve"> </w:t>
+      </w:r>
+      <w:proofErr w:type="spellStart"/>
+      <w:r>
+        <w:t>provides</w:t>
+      </w:r>
+      <w:proofErr w:type="spellEnd"/>
+      <w:r>
+        <w:t xml:space="preserve"> a simple, </w:t>
+      </w:r>
+      <w:proofErr w:type="spellStart"/>
+      <w:r>
+        <w:t>interpretable</w:t>
+      </w:r>
+      <w:proofErr w:type="spellEnd"/>
+      <w:r>
+        <w:t xml:space="preserve"> </w:t>
+      </w:r>
+      <w:proofErr w:type="spellStart"/>
+      <w:r>
+        <w:t>model</w:t>
+      </w:r>
+      <w:proofErr w:type="spellEnd"/>
+      <w:r>
+        <w:t xml:space="preserve"> </w:t>
+      </w:r>
+      <w:proofErr w:type="spellStart"/>
+      <w:r>
+        <w:t>for</w:t>
+      </w:r>
+      <w:proofErr w:type="spellEnd"/>
+      <w:r>
+        <w:t xml:space="preserve"> </w:t>
+      </w:r>
+      <w:proofErr w:type="spellStart"/>
+      <w:r>
+        <w:t>capturing</w:t>
+      </w:r>
+      <w:proofErr w:type="spellEnd"/>
+      <w:r>
+        <w:t xml:space="preserve"> </w:t>
+      </w:r>
+      <w:proofErr w:type="spellStart"/>
+      <w:r>
+        <w:t>consistent</w:t>
+      </w:r>
+      <w:proofErr w:type="spellEnd"/>
+      <w:r>
+        <w:t xml:space="preserve">, linear </w:t>
+      </w:r>
+      <w:proofErr w:type="spellStart"/>
+      <w:r>
+        <w:t>relationships</w:t>
+      </w:r>
+      <w:proofErr w:type="spellEnd"/>
+      <w:r>
+        <w:t xml:space="preserve"> </w:t>
+      </w:r>
+      <w:proofErr w:type="spellStart"/>
+      <w:r>
+        <w:t>between</w:t>
+      </w:r>
+      <w:proofErr w:type="spellEnd"/>
+      <w:r>
+        <w:t xml:space="preserve"> </w:t>
+      </w:r>
+      <w:proofErr w:type="spellStart"/>
+      <w:r>
+        <w:t>input</w:t>
+      </w:r>
+      <w:proofErr w:type="spellEnd"/>
+      <w:r>
+        <w:t xml:space="preserve"> variables and </w:t>
+      </w:r>
+      <w:proofErr w:type="spellStart"/>
+      <w:r>
+        <w:t>load</w:t>
+      </w:r>
+      <w:proofErr w:type="spellEnd"/>
+      <w:r>
+        <w:t xml:space="preserve">. </w:t>
+      </w:r>
+      <w:proofErr w:type="spellStart"/>
+      <w:r>
+        <w:t>XGBoost</w:t>
+      </w:r>
+      <w:proofErr w:type="spellEnd"/>
+      <w:r>
+        <w:t xml:space="preserve">, on </w:t>
+      </w:r>
+      <w:proofErr w:type="spellStart"/>
+      <w:r>
+        <w:t>the</w:t>
+      </w:r>
+      <w:proofErr w:type="spellEnd"/>
+      <w:r>
+        <w:t xml:space="preserve"> </w:t>
+      </w:r>
+      <w:proofErr w:type="spellStart"/>
+      <w:r>
+        <w:t>other</w:t>
+      </w:r>
+      <w:proofErr w:type="spellEnd"/>
+      <w:r>
+        <w:t xml:space="preserve"> </w:t>
+      </w:r>
+      <w:proofErr w:type="spellStart"/>
+      <w:r>
+        <w:t>hand</w:t>
+      </w:r>
+      <w:proofErr w:type="spellEnd"/>
+      <w:r>
+        <w:t xml:space="preserve">, </w:t>
+      </w:r>
+      <w:proofErr w:type="spellStart"/>
+      <w:r>
+        <w:t>is</w:t>
+      </w:r>
+      <w:proofErr w:type="spellEnd"/>
+      <w:r>
+        <w:t xml:space="preserve"> an </w:t>
+      </w:r>
+      <w:proofErr w:type="spellStart"/>
+      <w:r>
+        <w:t>ensemble</w:t>
+      </w:r>
+      <w:proofErr w:type="spellEnd"/>
+      <w:r>
+        <w:t xml:space="preserve"> </w:t>
+      </w:r>
+      <w:proofErr w:type="spellStart"/>
+      <w:r>
+        <w:t>method</w:t>
+      </w:r>
+      <w:proofErr w:type="spellEnd"/>
+      <w:r>
+        <w:t xml:space="preserve"> </w:t>
+      </w:r>
+      <w:proofErr w:type="spellStart"/>
+      <w:r>
+        <w:t>that</w:t>
+      </w:r>
+      <w:proofErr w:type="spellEnd"/>
+      <w:r>
+        <w:t xml:space="preserve"> </w:t>
+      </w:r>
+      <w:proofErr w:type="spellStart"/>
+      <w:r>
+        <w:t>sequentially</w:t>
+      </w:r>
+      <w:proofErr w:type="spellEnd"/>
+      <w:r>
+        <w:t xml:space="preserve"> </w:t>
+      </w:r>
+      <w:proofErr w:type="spellStart"/>
+      <w:r>
+        <w:t>builds</w:t>
+      </w:r>
+      <w:proofErr w:type="spellEnd"/>
+      <w:r>
+        <w:t xml:space="preserve"> </w:t>
+      </w:r>
+      <w:proofErr w:type="spellStart"/>
+      <w:r>
+        <w:t>decision</w:t>
+      </w:r>
+      <w:proofErr w:type="spellEnd"/>
+      <w:r>
+        <w:t xml:space="preserve"> </w:t>
+      </w:r>
+      <w:proofErr w:type="spellStart"/>
+      <w:r>
+        <w:t>trees</w:t>
+      </w:r>
+      <w:proofErr w:type="spellEnd"/>
+      <w:r>
+        <w:t xml:space="preserve">, </w:t>
+      </w:r>
+      <w:proofErr w:type="spellStart"/>
+      <w:r>
+        <w:t>enabling</w:t>
+      </w:r>
+      <w:proofErr w:type="spellEnd"/>
+      <w:r>
+        <w:t xml:space="preserve"> </w:t>
+      </w:r>
+      <w:proofErr w:type="spellStart"/>
+      <w:r>
+        <w:t>it</w:t>
+      </w:r>
+      <w:proofErr w:type="spellEnd"/>
+      <w:r>
+        <w:t xml:space="preserve"> </w:t>
+      </w:r>
+      <w:proofErr w:type="spellStart"/>
+      <w:r>
+        <w:t>to</w:t>
+      </w:r>
+      <w:proofErr w:type="spellEnd"/>
+      <w:r>
+        <w:t xml:space="preserve"> </w:t>
+      </w:r>
+      <w:proofErr w:type="spellStart"/>
+      <w:r>
+        <w:t>model</w:t>
+      </w:r>
+      <w:proofErr w:type="spellEnd"/>
+      <w:r>
+        <w:t xml:space="preserve"> </w:t>
+      </w:r>
+      <w:proofErr w:type="spellStart"/>
+      <w:r>
+        <w:t>complex</w:t>
+      </w:r>
+      <w:proofErr w:type="spellEnd"/>
+      <w:r>
+        <w:t xml:space="preserve">, </w:t>
+      </w:r>
+      <w:proofErr w:type="spellStart"/>
+      <w:r>
+        <w:t>nonlinear</w:t>
+      </w:r>
+      <w:proofErr w:type="spellEnd"/>
+      <w:r>
+        <w:t xml:space="preserve"> </w:t>
+      </w:r>
+      <w:proofErr w:type="spellStart"/>
+      <w:r>
+        <w:t>dependencies</w:t>
+      </w:r>
+      <w:proofErr w:type="spellEnd"/>
+      <w:r>
+        <w:t xml:space="preserve"> such </w:t>
+      </w:r>
+      <w:proofErr w:type="spellStart"/>
+      <w:r>
+        <w:t>as</w:t>
+      </w:r>
+      <w:proofErr w:type="spellEnd"/>
+      <w:r>
+        <w:t xml:space="preserve"> </w:t>
+      </w:r>
+      <w:proofErr w:type="spellStart"/>
+      <w:r>
+        <w:t>interactions</w:t>
+      </w:r>
+      <w:proofErr w:type="spellEnd"/>
+      <w:r>
+        <w:t xml:space="preserve"> </w:t>
+      </w:r>
+      <w:proofErr w:type="spellStart"/>
+      <w:r>
+        <w:t>between</w:t>
+      </w:r>
+      <w:proofErr w:type="spellEnd"/>
+      <w:r>
+        <w:t xml:space="preserve"> </w:t>
+      </w:r>
+      <w:proofErr w:type="spellStart"/>
+      <w:r>
+        <w:t>weather</w:t>
+      </w:r>
+      <w:proofErr w:type="spellEnd"/>
+      <w:r>
+        <w:t xml:space="preserve">, time, and </w:t>
+      </w:r>
+      <w:proofErr w:type="spellStart"/>
+      <w:r>
+        <w:t>historical</w:t>
+      </w:r>
+      <w:proofErr w:type="spellEnd"/>
+      <w:r>
+        <w:t xml:space="preserve"> </w:t>
+      </w:r>
+      <w:proofErr w:type="spellStart"/>
+      <w:r>
+        <w:t>load</w:t>
+      </w:r>
+      <w:proofErr w:type="spellEnd"/>
+      <w:r>
+        <w:t xml:space="preserve">. </w:t>
+      </w:r>
+      <w:proofErr w:type="spellStart"/>
+      <w:r>
+        <w:t>Regularization</w:t>
+      </w:r>
+      <w:proofErr w:type="spellEnd"/>
+      <w:r>
+        <w:t xml:space="preserve"> and </w:t>
+      </w:r>
+      <w:proofErr w:type="spellStart"/>
+      <w:r>
+        <w:t>tree</w:t>
+      </w:r>
+      <w:proofErr w:type="spellEnd"/>
+      <w:r>
+        <w:t xml:space="preserve"> </w:t>
+      </w:r>
+      <w:proofErr w:type="spellStart"/>
+      <w:r>
+        <w:t>pruning</w:t>
+      </w:r>
+      <w:proofErr w:type="spellEnd"/>
+      <w:r>
+        <w:t xml:space="preserve"> </w:t>
+      </w:r>
+      <w:proofErr w:type="spellStart"/>
+      <w:r>
+        <w:t>techniques</w:t>
+      </w:r>
+      <w:proofErr w:type="spellEnd"/>
+      <w:r>
+        <w:t xml:space="preserve"> in </w:t>
+      </w:r>
+      <w:proofErr w:type="spellStart"/>
+      <w:r>
+        <w:t>XGBoost</w:t>
+      </w:r>
+      <w:proofErr w:type="spellEnd"/>
+      <w:r>
+        <w:t xml:space="preserve"> </w:t>
+      </w:r>
+      <w:proofErr w:type="spellStart"/>
+      <w:r>
+        <w:t>reduce</w:t>
+      </w:r>
+      <w:proofErr w:type="spellEnd"/>
+      <w:r>
+        <w:t xml:space="preserve"> </w:t>
+      </w:r>
+      <w:proofErr w:type="spellStart"/>
+      <w:r>
+        <w:t>overfitting</w:t>
+      </w:r>
+      <w:proofErr w:type="spellEnd"/>
+      <w:r>
+        <w:t xml:space="preserve"> and </w:t>
+      </w:r>
+      <w:proofErr w:type="spellStart"/>
+      <w:r>
+        <w:t>improve</w:t>
+      </w:r>
+      <w:proofErr w:type="spellEnd"/>
+      <w:r>
+        <w:t xml:space="preserve"> </w:t>
+      </w:r>
+      <w:proofErr w:type="spellStart"/>
+      <w:r>
+        <w:t>generalization</w:t>
+      </w:r>
+      <w:proofErr w:type="spellEnd"/>
+      <w:r>
+        <w:t xml:space="preserve"> on </w:t>
+      </w:r>
+      <w:proofErr w:type="spellStart"/>
+      <w:r>
+        <w:t>unseen</w:t>
+      </w:r>
+      <w:proofErr w:type="spellEnd"/>
+      <w:r>
+        <w:t xml:space="preserve"> </w:t>
+      </w:r>
+      <w:proofErr w:type="spellStart"/>
+      <w:r>
+        <w:t>data</w:t>
+      </w:r>
+      <w:proofErr w:type="spellEnd"/>
+      <w:r>
+        <w:t>.</w:t>
+      </w:r>
+      <w:r>
+        <w:t xml:space="preserve"> </w:t>
+      </w:r>
+      <w:proofErr w:type="spellStart"/>
+      <w:r>
+        <w:t>We</w:t>
+      </w:r>
+      <w:proofErr w:type="spellEnd"/>
+      <w:r>
+        <w:t xml:space="preserve"> also </w:t>
+      </w:r>
+      <w:proofErr w:type="spellStart"/>
+      <w:r>
+        <w:t>hyperparameter</w:t>
+      </w:r>
+      <w:proofErr w:type="spellEnd"/>
+      <w:r>
+        <w:t xml:space="preserve"> </w:t>
+      </w:r>
+      <w:proofErr w:type="spellStart"/>
+      <w:r>
+        <w:t>tuned</w:t>
+      </w:r>
+      <w:proofErr w:type="spellEnd"/>
+      <w:r>
+        <w:t xml:space="preserve"> </w:t>
+      </w:r>
+      <w:proofErr w:type="spellStart"/>
+      <w:r>
+        <w:t>our</w:t>
+      </w:r>
+      <w:proofErr w:type="spellEnd"/>
+      <w:r>
+        <w:t xml:space="preserve"> </w:t>
+      </w:r>
+      <w:proofErr w:type="spellStart"/>
+      <w:r>
+        <w:t>XGBoost</w:t>
+      </w:r>
+      <w:proofErr w:type="spellEnd"/>
+      <w:r>
+        <w:t xml:space="preserve"> modelt </w:t>
+      </w:r>
+      <w:proofErr w:type="spellStart"/>
+      <w:r>
+        <w:t>to</w:t>
+      </w:r>
+      <w:proofErr w:type="spellEnd"/>
+      <w:r>
+        <w:t xml:space="preserve"> </w:t>
+      </w:r>
+      <w:proofErr w:type="spellStart"/>
+      <w:r>
+        <w:t>get</w:t>
+      </w:r>
+      <w:proofErr w:type="spellEnd"/>
+      <w:r>
+        <w:t xml:space="preserve"> </w:t>
+      </w:r>
+      <w:proofErr w:type="spellStart"/>
+      <w:r>
+        <w:t>the</w:t>
+      </w:r>
+      <w:proofErr w:type="spellEnd"/>
+      <w:r>
+        <w:t xml:space="preserve"> </w:t>
+      </w:r>
+      <w:proofErr w:type="spellStart"/>
+      <w:r>
+        <w:t>best</w:t>
+      </w:r>
+      <w:proofErr w:type="spellEnd"/>
+      <w:r>
+        <w:t xml:space="preserve"> </w:t>
+      </w:r>
+      <w:proofErr w:type="spellStart"/>
+      <w:r>
+        <w:t>results</w:t>
+      </w:r>
+      <w:proofErr w:type="spellEnd"/>
+      <w:r>
+        <w:t>.</w:t>
       </w:r>
     </w:p>
     <w:p/>
     <w:p>
       <w:r>
         <w:lastRenderedPageBreak/>
-        <w:t>By integrating these two approaches, our model balances interpretability and predictive power.</w:t>
-      </w:r>
-      <w:r>
-        <w:t xml:space="preserve"> This two model approach compares a standard statistical and a more optimized Machine Learning model</w:t>
-      </w:r>
-      <w:r>
-        <w:t>. Ultimately, this supports grid operators, energy suppliers, and market participants in optimizing operational decisions, enhancing supply security, and reducing balancing costs within Austria’s evolving energy market."</w:t>
+        <w:t xml:space="preserve">By </w:t>
+      </w:r>
+      <w:proofErr w:type="spellStart"/>
+      <w:r>
+        <w:t>integrating</w:t>
+      </w:r>
+      <w:proofErr w:type="spellEnd"/>
+      <w:r>
+        <w:t xml:space="preserve"> </w:t>
+      </w:r>
+      <w:proofErr w:type="spellStart"/>
+      <w:r>
+        <w:t>these</w:t>
+      </w:r>
+      <w:proofErr w:type="spellEnd"/>
+      <w:r>
+        <w:t xml:space="preserve"> </w:t>
+      </w:r>
+      <w:proofErr w:type="spellStart"/>
+      <w:r>
+        <w:t>two</w:t>
+      </w:r>
+      <w:proofErr w:type="spellEnd"/>
+      <w:r>
+        <w:t xml:space="preserve"> </w:t>
+      </w:r>
+      <w:proofErr w:type="spellStart"/>
+      <w:r>
+        <w:t>approaches</w:t>
+      </w:r>
+      <w:proofErr w:type="spellEnd"/>
+      <w:r>
+        <w:t xml:space="preserve">, </w:t>
+      </w:r>
+      <w:proofErr w:type="spellStart"/>
+      <w:r>
+        <w:t>our</w:t>
+      </w:r>
+      <w:proofErr w:type="spellEnd"/>
+      <w:r>
+        <w:t xml:space="preserve"> </w:t>
+      </w:r>
+      <w:proofErr w:type="spellStart"/>
+      <w:r>
+        <w:t>model</w:t>
+      </w:r>
+      <w:proofErr w:type="spellEnd"/>
+      <w:r>
+        <w:t xml:space="preserve"> </w:t>
+      </w:r>
+      <w:proofErr w:type="spellStart"/>
+      <w:r>
+        <w:t>balances</w:t>
+      </w:r>
+      <w:proofErr w:type="spellEnd"/>
+      <w:r>
+        <w:t xml:space="preserve"> </w:t>
+      </w:r>
+      <w:proofErr w:type="spellStart"/>
+      <w:r>
+        <w:t>interpretability</w:t>
+      </w:r>
+      <w:proofErr w:type="spellEnd"/>
+      <w:r>
+        <w:t xml:space="preserve"> and </w:t>
+      </w:r>
+      <w:proofErr w:type="spellStart"/>
+      <w:r>
+        <w:t>predictive</w:t>
+      </w:r>
+      <w:proofErr w:type="spellEnd"/>
+      <w:r>
+        <w:t xml:space="preserve"> power.</w:t>
+      </w:r>
+      <w:r>
+        <w:t xml:space="preserve"> This </w:t>
+      </w:r>
+      <w:proofErr w:type="spellStart"/>
+      <w:r>
+        <w:t>two</w:t>
+      </w:r>
+      <w:proofErr w:type="spellEnd"/>
+      <w:r>
+        <w:t xml:space="preserve"> </w:t>
+      </w:r>
+      <w:proofErr w:type="spellStart"/>
+      <w:r>
+        <w:t>model</w:t>
+      </w:r>
+      <w:proofErr w:type="spellEnd"/>
+      <w:r>
+        <w:t xml:space="preserve"> </w:t>
+      </w:r>
+      <w:proofErr w:type="spellStart"/>
+      <w:r>
+        <w:t>approach</w:t>
+      </w:r>
+      <w:proofErr w:type="spellEnd"/>
+      <w:r>
+        <w:t xml:space="preserve"> </w:t>
+      </w:r>
+      <w:proofErr w:type="spellStart"/>
+      <w:r>
+        <w:t>compares</w:t>
+      </w:r>
+      <w:proofErr w:type="spellEnd"/>
+      <w:r>
+        <w:t xml:space="preserve"> a </w:t>
+      </w:r>
+      <w:proofErr w:type="spellStart"/>
+      <w:r>
+        <w:t>standard</w:t>
+      </w:r>
+      <w:proofErr w:type="spellEnd"/>
+      <w:r>
+        <w:t xml:space="preserve"> </w:t>
+      </w:r>
+      <w:proofErr w:type="spellStart"/>
+      <w:r>
+        <w:t>statistical</w:t>
+      </w:r>
+      <w:proofErr w:type="spellEnd"/>
+      <w:r>
+        <w:t xml:space="preserve"> and a </w:t>
+      </w:r>
+      <w:proofErr w:type="spellStart"/>
+      <w:r>
+        <w:t>more</w:t>
+      </w:r>
+      <w:proofErr w:type="spellEnd"/>
+      <w:r>
+        <w:t xml:space="preserve"> </w:t>
+      </w:r>
+      <w:proofErr w:type="spellStart"/>
+      <w:r>
+        <w:t>optimized</w:t>
+      </w:r>
+      <w:proofErr w:type="spellEnd"/>
+      <w:r>
+        <w:t xml:space="preserve"> </w:t>
+      </w:r>
+      <w:proofErr w:type="spellStart"/>
+      <w:r>
+        <w:t>Machine</w:t>
+      </w:r>
+      <w:proofErr w:type="spellEnd"/>
+      <w:r>
+        <w:t xml:space="preserve"> Learning </w:t>
+      </w:r>
+      <w:proofErr w:type="spellStart"/>
+      <w:r>
+        <w:t>model</w:t>
+      </w:r>
+      <w:proofErr w:type="spellEnd"/>
+      <w:r>
+        <w:t xml:space="preserve">. </w:t>
+      </w:r>
+      <w:proofErr w:type="spellStart"/>
+      <w:r>
+        <w:t>Ultimately</w:t>
+      </w:r>
+      <w:proofErr w:type="spellEnd"/>
+      <w:r>
+        <w:t xml:space="preserve">, </w:t>
+      </w:r>
+      <w:proofErr w:type="spellStart"/>
+      <w:r>
+        <w:t>this</w:t>
+      </w:r>
+      <w:proofErr w:type="spellEnd"/>
+      <w:r>
+        <w:t xml:space="preserve"> </w:t>
+      </w:r>
+      <w:proofErr w:type="spellStart"/>
+      <w:r>
+        <w:t>supports</w:t>
+      </w:r>
+      <w:proofErr w:type="spellEnd"/>
+      <w:r>
+        <w:t xml:space="preserve"> </w:t>
+      </w:r>
+      <w:proofErr w:type="spellStart"/>
+      <w:r>
+        <w:t>grid</w:t>
+      </w:r>
+      <w:proofErr w:type="spellEnd"/>
+      <w:r>
+        <w:t xml:space="preserve"> </w:t>
+      </w:r>
+      <w:proofErr w:type="spellStart"/>
+      <w:r>
+        <w:t>operators</w:t>
+      </w:r>
+      <w:proofErr w:type="spellEnd"/>
+      <w:r>
+        <w:t xml:space="preserve">, </w:t>
+      </w:r>
+      <w:proofErr w:type="spellStart"/>
+      <w:r>
+        <w:t>energy</w:t>
+      </w:r>
+      <w:proofErr w:type="spellEnd"/>
+      <w:r>
+        <w:t xml:space="preserve"> </w:t>
+      </w:r>
+      <w:proofErr w:type="spellStart"/>
+      <w:r>
+        <w:t>suppliers</w:t>
+      </w:r>
+      <w:proofErr w:type="spellEnd"/>
+      <w:r>
+        <w:t xml:space="preserve">, and </w:t>
+      </w:r>
+      <w:proofErr w:type="spellStart"/>
+      <w:r>
+        <w:t>market</w:t>
+      </w:r>
+      <w:proofErr w:type="spellEnd"/>
+      <w:r>
+        <w:t xml:space="preserve"> </w:t>
+      </w:r>
+      <w:proofErr w:type="spellStart"/>
+      <w:r>
+        <w:t>participants</w:t>
+      </w:r>
+      <w:proofErr w:type="spellEnd"/>
+      <w:r>
+        <w:t xml:space="preserve"> in </w:t>
+      </w:r>
+      <w:proofErr w:type="spellStart"/>
+      <w:r>
+        <w:t>optimizing</w:t>
+      </w:r>
+      <w:proofErr w:type="spellEnd"/>
+      <w:r>
+        <w:t xml:space="preserve"> operational </w:t>
+      </w:r>
+      <w:proofErr w:type="spellStart"/>
+      <w:r>
+        <w:t>decisions</w:t>
+      </w:r>
+      <w:proofErr w:type="spellEnd"/>
+      <w:r>
+        <w:t xml:space="preserve">, </w:t>
+      </w:r>
+      <w:proofErr w:type="spellStart"/>
+      <w:r>
+        <w:t>enhancing</w:t>
+      </w:r>
+      <w:proofErr w:type="spellEnd"/>
+      <w:r>
+        <w:t xml:space="preserve"> </w:t>
+      </w:r>
+      <w:proofErr w:type="spellStart"/>
+      <w:r>
+        <w:t>supply</w:t>
+      </w:r>
+      <w:proofErr w:type="spellEnd"/>
+      <w:r>
+        <w:t xml:space="preserve"> </w:t>
+      </w:r>
+      <w:proofErr w:type="spellStart"/>
+      <w:r>
+        <w:t>security</w:t>
+      </w:r>
+      <w:proofErr w:type="spellEnd"/>
+      <w:r>
+        <w:t xml:space="preserve">, and </w:t>
+      </w:r>
+      <w:proofErr w:type="spellStart"/>
+      <w:r>
+        <w:t>reducing</w:t>
+      </w:r>
+      <w:proofErr w:type="spellEnd"/>
+      <w:r>
+        <w:t xml:space="preserve"> </w:t>
+      </w:r>
+      <w:proofErr w:type="spellStart"/>
+      <w:r>
+        <w:t>balancing</w:t>
+      </w:r>
+      <w:proofErr w:type="spellEnd"/>
+      <w:r>
+        <w:t xml:space="preserve"> </w:t>
+      </w:r>
+      <w:proofErr w:type="spellStart"/>
+      <w:r>
+        <w:t>costs</w:t>
+      </w:r>
+      <w:proofErr w:type="spellEnd"/>
+      <w:r>
+        <w:t xml:space="preserve"> </w:t>
+      </w:r>
+      <w:proofErr w:type="spellStart"/>
+      <w:r>
+        <w:t>within</w:t>
+      </w:r>
+      <w:proofErr w:type="spellEnd"/>
+      <w:r>
+        <w:t xml:space="preserve"> </w:t>
+      </w:r>
+      <w:proofErr w:type="spellStart"/>
+      <w:r>
+        <w:t>Austria’s</w:t>
+      </w:r>
+      <w:proofErr w:type="spellEnd"/>
+      <w:r>
+        <w:t xml:space="preserve"> </w:t>
+      </w:r>
+      <w:proofErr w:type="spellStart"/>
+      <w:r>
+        <w:t>evolving</w:t>
+      </w:r>
+      <w:proofErr w:type="spellEnd"/>
+      <w:r>
+        <w:t xml:space="preserve"> </w:t>
+      </w:r>
+      <w:proofErr w:type="spellStart"/>
+      <w:r>
+        <w:t>energy</w:t>
+      </w:r>
+      <w:proofErr w:type="spellEnd"/>
+      <w:r>
+        <w:t xml:space="preserve"> </w:t>
+      </w:r>
+      <w:proofErr w:type="spellStart"/>
+      <w:r>
+        <w:t>market</w:t>
+      </w:r>
+      <w:proofErr w:type="spellEnd"/>
+      <w:r>
+        <w:t>."</w:t>
       </w:r>
     </w:p>
     <w:sectPr>
@@ -770,6 +3913,7 @@
   <w:style w:type="character" w:default="1" w:styleId="Absatz-Standardschriftart">
     <w:name w:val="Default Paragraph Font"/>
     <w:uiPriority w:val="1"/>
+    <w:semiHidden/>
     <w:unhideWhenUsed/>
   </w:style>
   <w:style w:type="table" w:default="1" w:styleId="NormaleTabelle">
